--- a/AI_Impact_on_Jobs_and_Salaries_Report.docx
+++ b/AI_Impact_on_Jobs_and_Salaries_Report.docx
@@ -6,6 +6,56 @@
       <w:pPr>
         <w:spacing w:before="1800"/>
       </w:pPr>
+      <w:r>
+        <w:rPr>
+          <w:b/>
+          <w:noProof/>
+          <w:sz w:val="6"/>
+        </w:rPr>
+        <w:drawing>
+          <wp:anchor distT="0" distB="0" distL="0" distR="0" simplePos="0" relativeHeight="251659264" behindDoc="0" locked="0" layoutInCell="1" allowOverlap="1" wp14:anchorId="3807BBA3" wp14:editId="117AFA22">
+            <wp:simplePos x="0" y="0"/>
+            <wp:positionH relativeFrom="margin">
+              <wp:align>center</wp:align>
+            </wp:positionH>
+            <wp:positionV relativeFrom="paragraph">
+              <wp:posOffset>381000</wp:posOffset>
+            </wp:positionV>
+            <wp:extent cx="1429385" cy="1004570"/>
+            <wp:effectExtent l="0" t="0" r="0" b="5080"/>
+            <wp:wrapNone/>
+            <wp:docPr id="25" name="Image 2" descr="puc"/>
+            <wp:cNvGraphicFramePr>
+              <a:graphicFrameLocks xmlns:a="http://schemas.openxmlformats.org/drawingml/2006/main"/>
+            </wp:cNvGraphicFramePr>
+            <a:graphic xmlns:a="http://schemas.openxmlformats.org/drawingml/2006/main">
+              <a:graphicData uri="http://schemas.openxmlformats.org/drawingml/2006/picture">
+                <pic:pic xmlns:pic="http://schemas.openxmlformats.org/drawingml/2006/picture">
+                  <pic:nvPicPr>
+                    <pic:cNvPr id="2" name="Image 2" descr="puc"/>
+                    <pic:cNvPicPr/>
+                  </pic:nvPicPr>
+                  <pic:blipFill>
+                    <a:blip r:embed="rId7" cstate="print"/>
+                    <a:stretch>
+                      <a:fillRect/>
+                    </a:stretch>
+                  </pic:blipFill>
+                  <pic:spPr>
+                    <a:xfrm>
+                      <a:off x="0" y="0"/>
+                      <a:ext cx="1429385" cy="1004570"/>
+                    </a:xfrm>
+                    <a:prstGeom prst="rect">
+                      <a:avLst/>
+                    </a:prstGeom>
+                  </pic:spPr>
+                </pic:pic>
+              </a:graphicData>
+            </a:graphic>
+          </wp:anchor>
+        </w:drawing>
+      </w:r>
     </w:p>
     <w:p>
       <w:pPr>
@@ -173,16 +223,7 @@
           <w:sz w:val="21"/>
           <w:szCs w:val="21"/>
         </w:rPr>
-        <w:t>2. Datas</w:t>
-      </w:r>
-      <w:r>
-        <w:rPr>
-          <w:b/>
-          <w:bCs/>
-          <w:sz w:val="21"/>
-          <w:szCs w:val="21"/>
-        </w:rPr>
-        <w:t>et Description</w:t>
+        <w:t>2. Dataset Description</w:t>
       </w:r>
       <w:r>
         <w:rPr>
@@ -472,10 +513,7 @@
       </w:pPr>
       <w:r>
         <w:lastRenderedPageBreak/>
-        <w:t>1. Problem Stateme</w:t>
-      </w:r>
-      <w:r>
-        <w:t>nt</w:t>
+        <w:t>1. Problem Statement</w:t>
       </w:r>
     </w:p>
     <w:p>
@@ -486,13 +524,7 @@
         <w:rPr>
           <w:color w:val="000000"/>
         </w:rPr>
-        <w:t xml:space="preserve">Analyze the AI Jobs and Salaries Big Data dataset using Hadoop (Java MapReduce) and Apache Pig, based on different column fields such as job role, experience level, employment type, work mode and company location, to provide comprehensive insights into </w:t>
-      </w:r>
-      <w:r>
-        <w:rPr>
-          <w:color w:val="000000"/>
-        </w:rPr>
-        <w:t>how salaries in AI-related roles vary across the workforce.</w:t>
+        <w:t>Analyze the AI Jobs and Salaries Big Data dataset using Hadoop (Java MapReduce) and Apache Pig, based on different column fields such as job role, experience level, employment type, work mode and company location, to provide comprehensive insights into how salaries in AI-related roles vary across the workforce.</w:t>
       </w:r>
     </w:p>
     <w:p>
@@ -557,12 +589,6 @@
         <w:gridCol w:w="6960"/>
       </w:tblGrid>
       <w:tr>
-        <w:tblPrEx>
-          <w:tblCellMar>
-            <w:top w:w="0" w:type="dxa"/>
-            <w:bottom w:w="0" w:type="dxa"/>
-          </w:tblCellMar>
-        </w:tblPrEx>
         <w:trPr>
           <w:tblHeader/>
         </w:trPr>
@@ -618,12 +644,6 @@
         </w:tc>
       </w:tr>
       <w:tr>
-        <w:tblPrEx>
-          <w:tblCellMar>
-            <w:top w:w="0" w:type="dxa"/>
-            <w:bottom w:w="0" w:type="dxa"/>
-          </w:tblCellMar>
-        </w:tblPrEx>
         <w:tc>
           <w:tcPr>
             <w:tcW w:w="2400" w:type="dxa"/>
@@ -674,12 +694,6 @@
         </w:tc>
       </w:tr>
       <w:tr>
-        <w:tblPrEx>
-          <w:tblCellMar>
-            <w:top w:w="0" w:type="dxa"/>
-            <w:bottom w:w="0" w:type="dxa"/>
-          </w:tblCellMar>
-        </w:tblPrEx>
         <w:tc>
           <w:tcPr>
             <w:tcW w:w="2400" w:type="dxa"/>
@@ -730,12 +744,6 @@
         </w:tc>
       </w:tr>
       <w:tr>
-        <w:tblPrEx>
-          <w:tblCellMar>
-            <w:top w:w="0" w:type="dxa"/>
-            <w:bottom w:w="0" w:type="dxa"/>
-          </w:tblCellMar>
-        </w:tblPrEx>
         <w:tc>
           <w:tcPr>
             <w:tcW w:w="2400" w:type="dxa"/>
@@ -786,12 +794,6 @@
         </w:tc>
       </w:tr>
       <w:tr>
-        <w:tblPrEx>
-          <w:tblCellMar>
-            <w:top w:w="0" w:type="dxa"/>
-            <w:bottom w:w="0" w:type="dxa"/>
-          </w:tblCellMar>
-        </w:tblPrEx>
         <w:tc>
           <w:tcPr>
             <w:tcW w:w="2400" w:type="dxa"/>
@@ -842,12 +844,6 @@
         </w:tc>
       </w:tr>
       <w:tr>
-        <w:tblPrEx>
-          <w:tblCellMar>
-            <w:top w:w="0" w:type="dxa"/>
-            <w:bottom w:w="0" w:type="dxa"/>
-          </w:tblCellMar>
-        </w:tblPrEx>
         <w:tc>
           <w:tcPr>
             <w:tcW w:w="2400" w:type="dxa"/>
@@ -892,23 +888,15 @@
                 <w:sz w:val="19"/>
                 <w:szCs w:val="19"/>
               </w:rPr>
-              <w:t>Manually grouped role family derived f</w:t>
-            </w:r>
+              <w:t xml:space="preserve">Manually grouped role family derived from </w:t>
+            </w:r>
+            <w:proofErr w:type="spellStart"/>
             <w:r>
               <w:rPr>
                 <w:color w:val="000000"/>
                 <w:sz w:val="19"/>
                 <w:szCs w:val="19"/>
               </w:rPr>
-              <w:t xml:space="preserve">rom </w:t>
-            </w:r>
-            <w:proofErr w:type="spellStart"/>
-            <w:r>
-              <w:rPr>
-                <w:color w:val="000000"/>
-                <w:sz w:val="19"/>
-                <w:szCs w:val="19"/>
-              </w:rPr>
               <w:t>job_title</w:t>
             </w:r>
             <w:proofErr w:type="spellEnd"/>
@@ -916,12 +904,6 @@
         </w:tc>
       </w:tr>
       <w:tr>
-        <w:tblPrEx>
-          <w:tblCellMar>
-            <w:top w:w="0" w:type="dxa"/>
-            <w:bottom w:w="0" w:type="dxa"/>
-          </w:tblCellMar>
-        </w:tblPrEx>
         <w:tc>
           <w:tcPr>
             <w:tcW w:w="2400" w:type="dxa"/>
@@ -972,12 +954,6 @@
         </w:tc>
       </w:tr>
       <w:tr>
-        <w:tblPrEx>
-          <w:tblCellMar>
-            <w:top w:w="0" w:type="dxa"/>
-            <w:bottom w:w="0" w:type="dxa"/>
-          </w:tblCellMar>
-        </w:tblPrEx>
         <w:tc>
           <w:tcPr>
             <w:tcW w:w="2400" w:type="dxa"/>
@@ -1038,12 +1014,6 @@
         </w:tc>
       </w:tr>
       <w:tr>
-        <w:tblPrEx>
-          <w:tblCellMar>
-            <w:top w:w="0" w:type="dxa"/>
-            <w:bottom w:w="0" w:type="dxa"/>
-          </w:tblCellMar>
-        </w:tblPrEx>
         <w:tc>
           <w:tcPr>
             <w:tcW w:w="2400" w:type="dxa"/>
@@ -1094,12 +1064,6 @@
         </w:tc>
       </w:tr>
       <w:tr>
-        <w:tblPrEx>
-          <w:tblCellMar>
-            <w:top w:w="0" w:type="dxa"/>
-            <w:bottom w:w="0" w:type="dxa"/>
-          </w:tblCellMar>
-        </w:tblPrEx>
         <w:tc>
           <w:tcPr>
             <w:tcW w:w="2400" w:type="dxa"/>
@@ -1150,12 +1114,6 @@
         </w:tc>
       </w:tr>
       <w:tr>
-        <w:tblPrEx>
-          <w:tblCellMar>
-            <w:top w:w="0" w:type="dxa"/>
-            <w:bottom w:w="0" w:type="dxa"/>
-          </w:tblCellMar>
-        </w:tblPrEx>
         <w:tc>
           <w:tcPr>
             <w:tcW w:w="2400" w:type="dxa"/>
@@ -1224,12 +1182,6 @@
         </w:tc>
       </w:tr>
       <w:tr>
-        <w:tblPrEx>
-          <w:tblCellMar>
-            <w:top w:w="0" w:type="dxa"/>
-            <w:bottom w:w="0" w:type="dxa"/>
-          </w:tblCellMar>
-        </w:tblPrEx>
         <w:tc>
           <w:tcPr>
             <w:tcW w:w="2400" w:type="dxa"/>
@@ -1417,13 +1369,7 @@
         <w:rPr>
           <w:color w:val="000000"/>
         </w:rPr>
-        <w:t xml:space="preserve">1. </w:t>
-      </w:r>
-      <w:r>
-        <w:rPr>
-          <w:color w:val="000000"/>
-        </w:rPr>
-        <w:t>Top 10 Highest-Paying Job Role Families</w:t>
+        <w:t>1. Top 10 Highest-Paying Job Role Families</w:t>
       </w:r>
     </w:p>
     <w:p>
@@ -1467,13 +1413,7 @@
         <w:rPr>
           <w:color w:val="000000"/>
         </w:rPr>
-        <w:t>5. Salary Comparison by Em</w:t>
-      </w:r>
-      <w:r>
-        <w:rPr>
-          <w:color w:val="000000"/>
-        </w:rPr>
-        <w:t>ployment Type (average, maximum, minimum)</w:t>
+        <w:t>5. Salary Comparison by Employment Type (average, maximum, minimum)</w:t>
       </w:r>
     </w:p>
     <w:p>
@@ -1499,13 +1439,7 @@
         <w:rPr>
           <w:color w:val="000000"/>
         </w:rPr>
-        <w:t>Three Java MapReduce programs were developed and executed on Hadoop. Each program uses a Mapper class to parse and emit relevant fields from the CSV records, and a Reducer class to aggregat</w:t>
-      </w:r>
-      <w:r>
-        <w:rPr>
-          <w:color w:val="000000"/>
-        </w:rPr>
-        <w:t xml:space="preserve">e the results. Programs were compiled, packaged as runnable JAR files, and submitted to the Hadoop cluster via the </w:t>
+        <w:t xml:space="preserve">Three Java MapReduce programs were developed and executed on Hadoop. Each program uses a Mapper class to parse and emit relevant fields from the CSV records, and a Reducer class to aggregate the results. Programs were compiled, packaged as runnable JAR files, and submitted to the Hadoop cluster via the </w:t>
       </w:r>
       <w:proofErr w:type="spellStart"/>
       <w:r>
@@ -1545,13 +1479,7 @@
         <w:rPr>
           <w:color w:val="C0392B"/>
         </w:rPr>
-        <w:t xml:space="preserve"> Returns the maximum salary recorded for each job role</w:t>
-      </w:r>
-      <w:r>
-        <w:rPr>
-          <w:color w:val="C0392B"/>
-        </w:rPr>
-        <w:t xml:space="preserve"> family (</w:t>
+        <w:t xml:space="preserve"> Returns the maximum salary recorded for each job role family (</w:t>
       </w:r>
       <w:proofErr w:type="spellStart"/>
       <w:r>
@@ -1678,13 +1606,7 @@
         <w:rPr>
           <w:color w:val="000000"/>
         </w:rPr>
-        <w:t xml:space="preserve"> as a key of type Text and the maximum salary</w:t>
-      </w:r>
-      <w:r>
-        <w:rPr>
-          <w:color w:val="000000"/>
-        </w:rPr>
-        <w:t xml:space="preserve"> of type </w:t>
+        <w:t xml:space="preserve"> as a key of type Text and the maximum salary of type </w:t>
       </w:r>
       <w:proofErr w:type="spellStart"/>
       <w:r>
@@ -1757,12 +1679,6 @@
         <w:gridCol w:w="10070"/>
       </w:tblGrid>
       <w:tr>
-        <w:tblPrEx>
-          <w:tblCellMar>
-            <w:top w:w="0" w:type="dxa"/>
-            <w:bottom w:w="0" w:type="dxa"/>
-          </w:tblCellMar>
-        </w:tblPrEx>
         <w:tc>
           <w:tcPr>
             <w:tcW w:w="0" w:type="auto"/>
@@ -2563,16 +2479,7 @@
                 <w:sz w:val="14"/>
                 <w:szCs w:val="14"/>
               </w:rPr>
-              <w:t xml:space="preserve">    </w:t>
-            </w:r>
-            <w:r>
-              <w:rPr>
-                <w:rFonts w:ascii="Consolas" w:eastAsia="Consolas" w:hAnsi="Consolas" w:cs="Consolas"/>
-                <w:color w:val="1A1A1A"/>
-                <w:sz w:val="14"/>
-                <w:szCs w:val="14"/>
-              </w:rPr>
-              <w:t xml:space="preserve">            double </w:t>
+              <w:t xml:space="preserve">                double </w:t>
             </w:r>
             <w:proofErr w:type="spellStart"/>
             <w:r>
@@ -3105,12 +3012,6 @@
         <w:gridCol w:w="10070"/>
       </w:tblGrid>
       <w:tr>
-        <w:tblPrEx>
-          <w:tblCellMar>
-            <w:top w:w="0" w:type="dxa"/>
-            <w:bottom w:w="0" w:type="dxa"/>
-          </w:tblCellMar>
-        </w:tblPrEx>
         <w:tc>
           <w:tcPr>
             <w:tcW w:w="0" w:type="auto"/>
@@ -3611,16 +3512,7 @@
                 <w:sz w:val="16"/>
                 <w:szCs w:val="16"/>
               </w:rPr>
-              <w:t xml:space="preserve">          </w:t>
-            </w:r>
-            <w:r>
-              <w:rPr>
-                <w:rFonts w:ascii="Consolas" w:eastAsia="Consolas" w:hAnsi="Consolas" w:cs="Consolas"/>
-                <w:color w:val="1A1A1A"/>
-                <w:sz w:val="16"/>
-                <w:szCs w:val="16"/>
-              </w:rPr>
-              <w:t xml:space="preserve">      if (</w:t>
+              <w:t xml:space="preserve">                if (</w:t>
             </w:r>
             <w:proofErr w:type="spellStart"/>
             <w:proofErr w:type="gramStart"/>
@@ -3947,12 +3839,6 @@
         <w:gridCol w:w="10070"/>
       </w:tblGrid>
       <w:tr>
-        <w:tblPrEx>
-          <w:tblCellMar>
-            <w:top w:w="0" w:type="dxa"/>
-            <w:bottom w:w="0" w:type="dxa"/>
-          </w:tblCellMar>
-        </w:tblPrEx>
         <w:tc>
           <w:tcPr>
             <w:tcW w:w="0" w:type="auto"/>
@@ -5281,9 +5167,9 @@
           <w:noProof/>
         </w:rPr>
         <w:drawing>
-          <wp:inline distT="0" distB="0" distL="0" distR="0" wp14:anchorId="10E50111" wp14:editId="3C6696E2">
-            <wp:extent cx="5715000" cy="2962275"/>
-            <wp:effectExtent l="0" t="0" r="0" b="0"/>
+          <wp:inline distT="0" distB="0" distL="0" distR="0" wp14:anchorId="10E50111" wp14:editId="2F807E6A">
+            <wp:extent cx="5715000" cy="4182534"/>
+            <wp:effectExtent l="0" t="0" r="0" b="8890"/>
             <wp:docPr id="1" name="Picture 1"/>
             <wp:cNvGraphicFramePr>
               <a:graphicFrameLocks xmlns:a="http://schemas.openxmlformats.org/drawingml/2006/main" noChangeAspect="1"/>
@@ -5298,7 +5184,7 @@
                     </pic:cNvPicPr>
                   </pic:nvPicPr>
                   <pic:blipFill>
-                    <a:blip r:embed="rId7"/>
+                    <a:blip r:embed="rId8"/>
                     <a:srcRect/>
                     <a:stretch>
                       <a:fillRect/>
@@ -5307,7 +5193,7 @@
                   <pic:spPr bwMode="auto">
                     <a:xfrm>
                       <a:off x="0" y="0"/>
-                      <a:ext cx="5715000" cy="2962275"/>
+                      <a:ext cx="5723982" cy="4189108"/>
                     </a:xfrm>
                     <a:prstGeom prst="rect">
                       <a:avLst/>
@@ -5367,7 +5253,7 @@
                     </pic:cNvPicPr>
                   </pic:nvPicPr>
                   <pic:blipFill>
-                    <a:blip r:embed="rId8"/>
+                    <a:blip r:embed="rId9"/>
                     <a:srcRect/>
                     <a:stretch>
                       <a:fillRect/>
@@ -5452,7 +5338,7 @@
                     </pic:cNvPicPr>
                   </pic:nvPicPr>
                   <pic:blipFill>
-                    <a:blip r:embed="rId9"/>
+                    <a:blip r:embed="rId10"/>
                     <a:srcRect/>
                     <a:stretch>
                       <a:fillRect/>
@@ -5512,12 +5398,6 @@
         <w:gridCol w:w="10070"/>
       </w:tblGrid>
       <w:tr>
-        <w:tblPrEx>
-          <w:tblCellMar>
-            <w:top w:w="0" w:type="dxa"/>
-            <w:bottom w:w="0" w:type="dxa"/>
-          </w:tblCellMar>
-        </w:tblPrEx>
         <w:tc>
           <w:tcPr>
             <w:tcW w:w="0" w:type="auto"/>
@@ -6042,12 +5922,6 @@
         <w:gridCol w:w="10070"/>
       </w:tblGrid>
       <w:tr>
-        <w:tblPrEx>
-          <w:tblCellMar>
-            <w:top w:w="0" w:type="dxa"/>
-            <w:bottom w:w="0" w:type="dxa"/>
-          </w:tblCellMar>
-        </w:tblPrEx>
         <w:tc>
           <w:tcPr>
             <w:tcW w:w="0" w:type="auto"/>
@@ -6266,16 +6140,7 @@
                 <w:sz w:val="16"/>
                 <w:szCs w:val="16"/>
               </w:rPr>
-              <w:t xml:space="preserve">        public voi</w:t>
-            </w:r>
-            <w:r>
-              <w:rPr>
-                <w:rFonts w:ascii="Consolas" w:eastAsia="Consolas" w:hAnsi="Consolas" w:cs="Consolas"/>
-                <w:color w:val="1A1A1A"/>
-                <w:sz w:val="16"/>
-                <w:szCs w:val="16"/>
-              </w:rPr>
-              <w:t xml:space="preserve">d </w:t>
+              <w:t xml:space="preserve">        public void </w:t>
             </w:r>
             <w:proofErr w:type="gramStart"/>
             <w:r>
@@ -6447,16 +6312,7 @@
                 <w:sz w:val="16"/>
                 <w:szCs w:val="16"/>
               </w:rPr>
-              <w:t>line.s</w:t>
-            </w:r>
-            <w:r>
-              <w:rPr>
-                <w:rFonts w:ascii="Consolas" w:eastAsia="Consolas" w:hAnsi="Consolas" w:cs="Consolas"/>
-                <w:color w:val="1A1A1A"/>
-                <w:sz w:val="16"/>
-                <w:szCs w:val="16"/>
-              </w:rPr>
-              <w:t>tartsWith</w:t>
+              <w:t>line.startsWith</w:t>
             </w:r>
             <w:proofErr w:type="spellEnd"/>
             <w:proofErr w:type="gramEnd"/>
@@ -6946,12 +6802,6 @@
         <w:gridCol w:w="10070"/>
       </w:tblGrid>
       <w:tr>
-        <w:tblPrEx>
-          <w:tblCellMar>
-            <w:top w:w="0" w:type="dxa"/>
-            <w:bottom w:w="0" w:type="dxa"/>
-          </w:tblCellMar>
-        </w:tblPrEx>
         <w:tc>
           <w:tcPr>
             <w:tcW w:w="0" w:type="auto"/>
@@ -7284,16 +7134,7 @@
                 <w:sz w:val="16"/>
                 <w:szCs w:val="16"/>
               </w:rPr>
-              <w:t>In</w:t>
-            </w:r>
-            <w:r>
-              <w:rPr>
-                <w:rFonts w:ascii="Consolas" w:eastAsia="Consolas" w:hAnsi="Consolas" w:cs="Consolas"/>
-                <w:color w:val="1A1A1A"/>
-                <w:sz w:val="16"/>
-                <w:szCs w:val="16"/>
-              </w:rPr>
-              <w:t>terruptedException</w:t>
+              <w:t>InterruptedException</w:t>
             </w:r>
             <w:proofErr w:type="spellEnd"/>
             <w:r>
@@ -7613,12 +7454,6 @@
         <w:gridCol w:w="10070"/>
       </w:tblGrid>
       <w:tr>
-        <w:tblPrEx>
-          <w:tblCellMar>
-            <w:top w:w="0" w:type="dxa"/>
-            <w:bottom w:w="0" w:type="dxa"/>
-          </w:tblCellMar>
-        </w:tblPrEx>
         <w:tc>
           <w:tcPr>
             <w:tcW w:w="0" w:type="auto"/>
@@ -8826,8 +8661,8 @@
           <w:noProof/>
         </w:rPr>
         <w:drawing>
-          <wp:inline distT="0" distB="0" distL="0" distR="0" wp14:anchorId="3D285FAF" wp14:editId="50EBA28D">
-            <wp:extent cx="5715000" cy="2895600"/>
+          <wp:inline distT="0" distB="0" distL="0" distR="0" wp14:anchorId="3D285FAF" wp14:editId="62517BE7">
+            <wp:extent cx="5715000" cy="3471333"/>
             <wp:effectExtent l="0" t="0" r="0" b="0"/>
             <wp:docPr id="4" name="Picture 4"/>
             <wp:cNvGraphicFramePr>
@@ -8843,7 +8678,7 @@
                     </pic:cNvPicPr>
                   </pic:nvPicPr>
                   <pic:blipFill>
-                    <a:blip r:embed="rId10"/>
+                    <a:blip r:embed="rId11"/>
                     <a:srcRect/>
                     <a:stretch>
                       <a:fillRect/>
@@ -8852,7 +8687,7 @@
                   <pic:spPr bwMode="auto">
                     <a:xfrm>
                       <a:off x="0" y="0"/>
-                      <a:ext cx="5715000" cy="2895600"/>
+                      <a:ext cx="5725102" cy="3477469"/>
                     </a:xfrm>
                     <a:prstGeom prst="rect">
                       <a:avLst/>
@@ -8912,7 +8747,7 @@
                     </pic:cNvPicPr>
                   </pic:nvPicPr>
                   <pic:blipFill>
-                    <a:blip r:embed="rId11"/>
+                    <a:blip r:embed="rId12"/>
                     <a:srcRect/>
                     <a:stretch>
                       <a:fillRect/>
@@ -8955,6 +8790,19 @@
       <w:pPr>
         <w:keepNext/>
         <w:spacing w:before="200" w:after="80"/>
+        <w:rPr>
+          <w:b/>
+          <w:bCs/>
+          <w:color w:val="1F7A3D"/>
+          <w:sz w:val="24"/>
+          <w:szCs w:val="24"/>
+        </w:rPr>
+      </w:pPr>
+    </w:p>
+    <w:p>
+      <w:pPr>
+        <w:keepNext/>
+        <w:spacing w:before="200" w:after="80"/>
       </w:pPr>
       <w:r>
         <w:rPr>
@@ -8979,9 +8827,9 @@
           <w:noProof/>
         </w:rPr>
         <w:drawing>
-          <wp:inline distT="0" distB="0" distL="0" distR="0" wp14:anchorId="7FF2BC97" wp14:editId="1E39EAE3">
-            <wp:extent cx="5715000" cy="2495550"/>
-            <wp:effectExtent l="0" t="0" r="0" b="0"/>
+          <wp:inline distT="0" distB="0" distL="0" distR="0" wp14:anchorId="7FF2BC97" wp14:editId="5B0F4178">
+            <wp:extent cx="5715000" cy="3767667"/>
+            <wp:effectExtent l="0" t="0" r="0" b="4445"/>
             <wp:docPr id="6" name="Picture 6"/>
             <wp:cNvGraphicFramePr>
               <a:graphicFrameLocks xmlns:a="http://schemas.openxmlformats.org/drawingml/2006/main" noChangeAspect="1"/>
@@ -8996,7 +8844,7 @@
                     </pic:cNvPicPr>
                   </pic:nvPicPr>
                   <pic:blipFill>
-                    <a:blip r:embed="rId12"/>
+                    <a:blip r:embed="rId13"/>
                     <a:srcRect/>
                     <a:stretch>
                       <a:fillRect/>
@@ -9005,7 +8853,7 @@
                   <pic:spPr bwMode="auto">
                     <a:xfrm>
                       <a:off x="0" y="0"/>
-                      <a:ext cx="5715000" cy="2495550"/>
+                      <a:ext cx="5723565" cy="3773313"/>
                     </a:xfrm>
                     <a:prstGeom prst="rect">
                       <a:avLst/>
@@ -9056,12 +8904,6 @@
         <w:gridCol w:w="10070"/>
       </w:tblGrid>
       <w:tr>
-        <w:tblPrEx>
-          <w:tblCellMar>
-            <w:top w:w="0" w:type="dxa"/>
-            <w:bottom w:w="0" w:type="dxa"/>
-          </w:tblCellMar>
-        </w:tblPrEx>
         <w:tc>
           <w:tcPr>
             <w:tcW w:w="0" w:type="auto"/>
@@ -9081,7 +8923,6 @@
                 <w:sz w:val="16"/>
                 <w:szCs w:val="16"/>
               </w:rPr>
-              <w:lastRenderedPageBreak/>
               <w:t>Entry-level</w:t>
             </w:r>
             <w:r>
@@ -9276,13 +9117,7 @@
         <w:rPr>
           <w:color w:val="000000"/>
         </w:rPr>
-        <w:t>j</w:t>
-      </w:r>
-      <w:r>
-        <w:rPr>
-          <w:color w:val="000000"/>
-        </w:rPr>
-        <w:t>ob_title</w:t>
+        <w:t>job_title</w:t>
       </w:r>
       <w:proofErr w:type="spellEnd"/>
       <w:r>
@@ -9328,13 +9163,7 @@
         <w:rPr>
           <w:color w:val="000000"/>
         </w:rPr>
-        <w:t xml:space="preserve"> keyed on salary; when the queue exceeds 10 entries the lowest salary is removed, so only the </w:t>
-      </w:r>
-      <w:r>
-        <w:rPr>
-          <w:color w:val="000000"/>
-        </w:rPr>
-        <w:t>top 10 highest-paid records survive; results are emitted in descending order in the cleanup phase</w:t>
+        <w:t xml:space="preserve"> keyed on salary; when the queue exceeds 10 entries the lowest salary is removed, so only the top 10 highest-paid records survive; results are emitted in descending order in the cleanup phase</w:t>
       </w:r>
     </w:p>
     <w:p>
@@ -9398,13 +9227,7 @@
         <w:rPr>
           <w:color w:val="000000"/>
         </w:rPr>
-        <w:t xml:space="preserve"> Sets up configuration for the Ma</w:t>
-      </w:r>
-      <w:r>
-        <w:rPr>
-          <w:color w:val="000000"/>
-        </w:rPr>
-        <w:t>pper and Reducer classes</w:t>
+        <w:t xml:space="preserve"> Sets up configuration for the Mapper and Reducer classes</w:t>
       </w:r>
     </w:p>
     <w:p>
@@ -9444,12 +9267,6 @@
         <w:gridCol w:w="10070"/>
       </w:tblGrid>
       <w:tr>
-        <w:tblPrEx>
-          <w:tblCellMar>
-            <w:top w:w="0" w:type="dxa"/>
-            <w:bottom w:w="0" w:type="dxa"/>
-          </w:tblCellMar>
-        </w:tblPrEx>
         <w:tc>
           <w:tcPr>
             <w:tcW w:w="0" w:type="auto"/>
@@ -10465,16 +10282,7 @@
                 <w:sz w:val="16"/>
                 <w:szCs w:val="16"/>
               </w:rPr>
-              <w:t xml:space="preserve"> </w:t>
-            </w:r>
-            <w:r>
-              <w:rPr>
-                <w:rFonts w:ascii="Consolas" w:eastAsia="Consolas" w:hAnsi="Consolas" w:cs="Consolas"/>
-                <w:color w:val="1A1A1A"/>
-                <w:sz w:val="16"/>
-                <w:szCs w:val="16"/>
-              </w:rPr>
-              <w:t xml:space="preserve">               </w:t>
+              <w:t xml:space="preserve">                </w:t>
             </w:r>
             <w:proofErr w:type="spellStart"/>
             <w:proofErr w:type="gramStart"/>
@@ -10970,12 +10778,6 @@
         <w:gridCol w:w="10070"/>
       </w:tblGrid>
       <w:tr>
-        <w:tblPrEx>
-          <w:tblCellMar>
-            <w:top w:w="0" w:type="dxa"/>
-            <w:bottom w:w="0" w:type="dxa"/>
-          </w:tblCellMar>
-        </w:tblPrEx>
         <w:tc>
           <w:tcPr>
             <w:tcW w:w="0" w:type="auto"/>
@@ -10995,16 +10797,7 @@
                 <w:sz w:val="16"/>
                 <w:szCs w:val="16"/>
               </w:rPr>
-              <w:t>publ</w:t>
-            </w:r>
-            <w:r>
-              <w:rPr>
-                <w:rFonts w:ascii="Consolas" w:eastAsia="Consolas" w:hAnsi="Consolas" w:cs="Consolas"/>
-                <w:color w:val="1A1A1A"/>
-                <w:sz w:val="16"/>
-                <w:szCs w:val="16"/>
-              </w:rPr>
-              <w:t>ic static class Top10Reducer</w:t>
+              <w:t>public static class Top10Reducer</w:t>
             </w:r>
           </w:p>
           <w:p>
@@ -11281,16 +11074,7 @@
                 <w:sz w:val="16"/>
                 <w:szCs w:val="16"/>
               </w:rPr>
-              <w:t>Prior</w:t>
-            </w:r>
-            <w:r>
-              <w:rPr>
-                <w:rFonts w:ascii="Consolas" w:eastAsia="Consolas" w:hAnsi="Consolas" w:cs="Consolas"/>
-                <w:color w:val="1A1A1A"/>
-                <w:sz w:val="16"/>
-                <w:szCs w:val="16"/>
-              </w:rPr>
-              <w:t>ityQueue</w:t>
+              <w:t>PriorityQueue</w:t>
             </w:r>
             <w:proofErr w:type="spellEnd"/>
             <w:r>
@@ -11847,16 +11631,7 @@
                 <w:sz w:val="16"/>
                 <w:szCs w:val="16"/>
               </w:rPr>
-              <w:t xml:space="preserve">        </w:t>
-            </w:r>
-            <w:r>
-              <w:rPr>
-                <w:rFonts w:ascii="Consolas" w:eastAsia="Consolas" w:hAnsi="Consolas" w:cs="Consolas"/>
-                <w:color w:val="1A1A1A"/>
-                <w:sz w:val="16"/>
-                <w:szCs w:val="16"/>
-              </w:rPr>
-              <w:t xml:space="preserve">        top10.add(record);</w:t>
+              <w:t xml:space="preserve">                top10.add(record);</w:t>
             </w:r>
           </w:p>
           <w:p>
@@ -12028,16 +11803,7 @@
                 <w:sz w:val="16"/>
                 <w:szCs w:val="16"/>
               </w:rPr>
-              <w:t>Inte</w:t>
-            </w:r>
-            <w:r>
-              <w:rPr>
-                <w:rFonts w:ascii="Consolas" w:eastAsia="Consolas" w:hAnsi="Consolas" w:cs="Consolas"/>
-                <w:color w:val="1A1A1A"/>
-                <w:sz w:val="16"/>
-                <w:szCs w:val="16"/>
-              </w:rPr>
-              <w:t>rruptedException</w:t>
+              <w:t>InterruptedException</w:t>
             </w:r>
             <w:proofErr w:type="spellEnd"/>
             <w:r>
@@ -12387,16 +12153,7 @@
                 <w:sz w:val="16"/>
                 <w:szCs w:val="16"/>
               </w:rPr>
-              <w:t xml:space="preserve">                        </w:t>
-            </w:r>
-            <w:r>
-              <w:rPr>
-                <w:rFonts w:ascii="Consolas" w:eastAsia="Consolas" w:hAnsi="Consolas" w:cs="Consolas"/>
-                <w:color w:val="1A1A1A"/>
-                <w:sz w:val="16"/>
-                <w:szCs w:val="16"/>
-              </w:rPr>
-              <w:t xml:space="preserve">    </w:t>
+              <w:t xml:space="preserve">                            </w:t>
             </w:r>
             <w:proofErr w:type="spellStart"/>
             <w:proofErr w:type="gramStart"/>
@@ -12733,16 +12490,7 @@
                 <w:sz w:val="16"/>
                 <w:szCs w:val="16"/>
               </w:rPr>
-              <w:t xml:space="preserve">    </w:t>
-            </w:r>
-            <w:r>
-              <w:rPr>
-                <w:rFonts w:ascii="Consolas" w:eastAsia="Consolas" w:hAnsi="Consolas" w:cs="Consolas"/>
-                <w:color w:val="1A1A1A"/>
-                <w:sz w:val="16"/>
-                <w:szCs w:val="16"/>
-              </w:rPr>
-              <w:t xml:space="preserve">        }</w:t>
+              <w:t xml:space="preserve">            }</w:t>
             </w:r>
           </w:p>
           <w:p>
@@ -12820,12 +12568,6 @@
         <w:gridCol w:w="10070"/>
       </w:tblGrid>
       <w:tr>
-        <w:tblPrEx>
-          <w:tblCellMar>
-            <w:top w:w="0" w:type="dxa"/>
-            <w:bottom w:w="0" w:type="dxa"/>
-          </w:tblCellMar>
-        </w:tblPrEx>
         <w:tc>
           <w:tcPr>
             <w:tcW w:w="0" w:type="auto"/>
@@ -13106,12 +12848,6 @@
         <w:gridCol w:w="10070"/>
       </w:tblGrid>
       <w:tr>
-        <w:tblPrEx>
-          <w:tblCellMar>
-            <w:top w:w="0" w:type="dxa"/>
-            <w:bottom w:w="0" w:type="dxa"/>
-          </w:tblCellMar>
-        </w:tblPrEx>
         <w:tc>
           <w:tcPr>
             <w:tcW w:w="0" w:type="auto"/>
@@ -14858,74 +14594,6 @@
             <wp:extent cx="5715000" cy="2943225"/>
             <wp:effectExtent l="0" t="0" r="0" b="0"/>
             <wp:docPr id="7" name="Picture 7"/>
-            <wp:cNvGraphicFramePr>
-              <a:graphicFrameLocks xmlns:a="http://schemas.openxmlformats.org/drawingml/2006/main" noChangeAspect="1"/>
-            </wp:cNvGraphicFramePr>
-            <a:graphic xmlns:a="http://schemas.openxmlformats.org/drawingml/2006/main">
-              <a:graphicData uri="http://schemas.openxmlformats.org/drawingml/2006/picture">
-                <pic:pic xmlns:pic="http://schemas.openxmlformats.org/drawingml/2006/picture">
-                  <pic:nvPicPr>
-                    <pic:cNvPr id="0" name=""/>
-                    <pic:cNvPicPr>
-                      <a:picLocks noChangeAspect="1" noChangeArrowheads="1"/>
-                    </pic:cNvPicPr>
-                  </pic:nvPicPr>
-                  <pic:blipFill>
-                    <a:blip r:embed="rId13"/>
-                    <a:srcRect/>
-                    <a:stretch>
-                      <a:fillRect/>
-                    </a:stretch>
-                  </pic:blipFill>
-                  <pic:spPr bwMode="auto">
-                    <a:xfrm>
-                      <a:off x="0" y="0"/>
-                      <a:ext cx="5715000" cy="2943225"/>
-                    </a:xfrm>
-                    <a:prstGeom prst="rect">
-                      <a:avLst/>
-                    </a:prstGeom>
-                  </pic:spPr>
-                </pic:pic>
-              </a:graphicData>
-            </a:graphic>
-          </wp:inline>
-        </w:drawing>
-      </w:r>
-    </w:p>
-    <w:p>
-      <w:pPr>
-        <w:keepLines/>
-        <w:spacing w:after="200"/>
-        <w:jc w:val="center"/>
-      </w:pPr>
-      <w:r>
-        <w:rPr>
-          <w:i/>
-          <w:iCs/>
-          <w:color w:val="444444"/>
-          <w:sz w:val="18"/>
-          <w:szCs w:val="18"/>
-        </w:rPr>
-        <w:t>Job submission and execution</w:t>
-      </w:r>
-    </w:p>
-    <w:p>
-      <w:pPr>
-        <w:keepNext/>
-        <w:keepLines/>
-        <w:spacing w:before="120" w:after="40"/>
-        <w:jc w:val="center"/>
-      </w:pPr>
-      <w:r>
-        <w:rPr>
-          <w:noProof/>
-        </w:rPr>
-        <w:drawing>
-          <wp:inline distT="0" distB="0" distL="0" distR="0" wp14:anchorId="42C752CB" wp14:editId="73C01BA6">
-            <wp:extent cx="5715000" cy="2914650"/>
-            <wp:effectExtent l="0" t="0" r="0" b="0"/>
-            <wp:docPr id="8" name="Picture 8"/>
             <wp:cNvGraphicFramePr>
               <a:graphicFrameLocks xmlns:a="http://schemas.openxmlformats.org/drawingml/2006/main" noChangeAspect="1"/>
             </wp:cNvGraphicFramePr>
@@ -14948,7 +14616,7 @@
                   <pic:spPr bwMode="auto">
                     <a:xfrm>
                       <a:off x="0" y="0"/>
-                      <a:ext cx="5715000" cy="2914650"/>
+                      <a:ext cx="5715000" cy="2943225"/>
                     </a:xfrm>
                     <a:prstGeom prst="rect">
                       <a:avLst/>
@@ -14975,24 +14643,7 @@
           <w:sz w:val="18"/>
           <w:szCs w:val="18"/>
         </w:rPr>
-        <w:t>Job completed successfully</w:t>
-      </w:r>
-    </w:p>
-    <w:p>
-      <w:pPr>
-        <w:keepNext/>
-        <w:spacing w:before="200" w:after="80"/>
-      </w:pPr>
-      <w:r>
-        <w:rPr>
-          <w:b/>
-          <w:bCs/>
-          <w:color w:val="1F7A3D"/>
-          <w:sz w:val="24"/>
-          <w:szCs w:val="24"/>
-        </w:rPr>
-        <w:lastRenderedPageBreak/>
-        <w:t>Output</w:t>
+        <w:t>Job submission and execution</w:t>
       </w:r>
     </w:p>
     <w:p>
@@ -15007,10 +14658,10 @@
           <w:noProof/>
         </w:rPr>
         <w:drawing>
-          <wp:inline distT="0" distB="0" distL="0" distR="0" wp14:anchorId="2BF195CF" wp14:editId="6E0CEC41">
-            <wp:extent cx="5715000" cy="1866900"/>
+          <wp:inline distT="0" distB="0" distL="0" distR="0" wp14:anchorId="42C752CB" wp14:editId="73C01BA6">
+            <wp:extent cx="5715000" cy="2914650"/>
             <wp:effectExtent l="0" t="0" r="0" b="0"/>
-            <wp:docPr id="9" name="Picture 9"/>
+            <wp:docPr id="8" name="Picture 8"/>
             <wp:cNvGraphicFramePr>
               <a:graphicFrameLocks xmlns:a="http://schemas.openxmlformats.org/drawingml/2006/main" noChangeAspect="1"/>
             </wp:cNvGraphicFramePr>
@@ -15033,6 +14684,91 @@
                   <pic:spPr bwMode="auto">
                     <a:xfrm>
                       <a:off x="0" y="0"/>
+                      <a:ext cx="5715000" cy="2914650"/>
+                    </a:xfrm>
+                    <a:prstGeom prst="rect">
+                      <a:avLst/>
+                    </a:prstGeom>
+                  </pic:spPr>
+                </pic:pic>
+              </a:graphicData>
+            </a:graphic>
+          </wp:inline>
+        </w:drawing>
+      </w:r>
+    </w:p>
+    <w:p>
+      <w:pPr>
+        <w:keepLines/>
+        <w:spacing w:after="200"/>
+        <w:jc w:val="center"/>
+      </w:pPr>
+      <w:r>
+        <w:rPr>
+          <w:i/>
+          <w:iCs/>
+          <w:color w:val="444444"/>
+          <w:sz w:val="18"/>
+          <w:szCs w:val="18"/>
+        </w:rPr>
+        <w:t>Job completed successfully</w:t>
+      </w:r>
+    </w:p>
+    <w:p>
+      <w:pPr>
+        <w:keepNext/>
+        <w:spacing w:before="200" w:after="80"/>
+      </w:pPr>
+      <w:r>
+        <w:rPr>
+          <w:b/>
+          <w:bCs/>
+          <w:color w:val="1F7A3D"/>
+          <w:sz w:val="24"/>
+          <w:szCs w:val="24"/>
+        </w:rPr>
+        <w:lastRenderedPageBreak/>
+        <w:t>Output</w:t>
+      </w:r>
+    </w:p>
+    <w:p>
+      <w:pPr>
+        <w:keepNext/>
+        <w:keepLines/>
+        <w:spacing w:before="120" w:after="40"/>
+        <w:jc w:val="center"/>
+      </w:pPr>
+      <w:r>
+        <w:rPr>
+          <w:noProof/>
+        </w:rPr>
+        <w:drawing>
+          <wp:inline distT="0" distB="0" distL="0" distR="0" wp14:anchorId="2BF195CF" wp14:editId="6E0CEC41">
+            <wp:extent cx="5715000" cy="1866900"/>
+            <wp:effectExtent l="0" t="0" r="0" b="0"/>
+            <wp:docPr id="9" name="Picture 9"/>
+            <wp:cNvGraphicFramePr>
+              <a:graphicFrameLocks xmlns:a="http://schemas.openxmlformats.org/drawingml/2006/main" noChangeAspect="1"/>
+            </wp:cNvGraphicFramePr>
+            <a:graphic xmlns:a="http://schemas.openxmlformats.org/drawingml/2006/main">
+              <a:graphicData uri="http://schemas.openxmlformats.org/drawingml/2006/picture">
+                <pic:pic xmlns:pic="http://schemas.openxmlformats.org/drawingml/2006/picture">
+                  <pic:nvPicPr>
+                    <pic:cNvPr id="0" name=""/>
+                    <pic:cNvPicPr>
+                      <a:picLocks noChangeAspect="1" noChangeArrowheads="1"/>
+                    </pic:cNvPicPr>
+                  </pic:nvPicPr>
+                  <pic:blipFill>
+                    <a:blip r:embed="rId16"/>
+                    <a:srcRect/>
+                    <a:stretch>
+                      <a:fillRect/>
+                    </a:stretch>
+                  </pic:blipFill>
+                  <pic:spPr bwMode="auto">
+                    <a:xfrm>
+                      <a:off x="0" y="0"/>
                       <a:ext cx="5715000" cy="1866900"/>
                     </a:xfrm>
                     <a:prstGeom prst="rect">
@@ -15084,12 +14820,6 @@
         <w:gridCol w:w="10070"/>
       </w:tblGrid>
       <w:tr>
-        <w:tblPrEx>
-          <w:tblCellMar>
-            <w:top w:w="0" w:type="dxa"/>
-            <w:bottom w:w="0" w:type="dxa"/>
-          </w:tblCellMar>
-        </w:tblPrEx>
         <w:tc>
           <w:tcPr>
             <w:tcW w:w="0" w:type="auto"/>
@@ -15164,16 +14894,7 @@
                 <w:sz w:val="16"/>
                 <w:szCs w:val="16"/>
               </w:rPr>
-              <w:t xml:space="preserve">  AI Architect                 Mid-le</w:t>
-            </w:r>
-            <w:r>
-              <w:rPr>
-                <w:rFonts w:ascii="Consolas" w:eastAsia="Consolas" w:hAnsi="Consolas" w:cs="Consolas"/>
-                <w:color w:val="1A1A1A"/>
-                <w:sz w:val="16"/>
-                <w:szCs w:val="16"/>
-              </w:rPr>
-              <w:t>vel     CA  Remote</w:t>
+              <w:t xml:space="preserve">  AI Architect                 Mid-level     CA  Remote</w:t>
             </w:r>
           </w:p>
           <w:p>
@@ -15305,16 +15026,7 @@
                 <w:sz w:val="16"/>
                 <w:szCs w:val="16"/>
               </w:rPr>
-              <w:t xml:space="preserve">  Machine Learning Scientist   Mid-level   </w:t>
-            </w:r>
-            <w:r>
-              <w:rPr>
-                <w:rFonts w:ascii="Consolas" w:eastAsia="Consolas" w:hAnsi="Consolas" w:cs="Consolas"/>
-                <w:color w:val="1A1A1A"/>
-                <w:sz w:val="16"/>
-                <w:szCs w:val="16"/>
-              </w:rPr>
-              <w:t xml:space="preserve">  US  On-site</w:t>
+              <w:t xml:space="preserve">  Machine Learning Scientist   Mid-level     US  On-site</w:t>
             </w:r>
           </w:p>
           <w:p>
@@ -15388,13 +15100,7 @@
         <w:rPr>
           <w:color w:val="000000"/>
         </w:rPr>
-        <w:t xml:space="preserve">, </w:t>
-      </w:r>
-      <w:r>
-        <w:rPr>
-          <w:color w:val="000000"/>
-        </w:rPr>
-        <w:t xml:space="preserve">applies GROUP / FOREACH / ORDER / LIMIT operations as needed, and stores the result back using </w:t>
+        <w:t xml:space="preserve">, applies GROUP / FOREACH / ORDER / LIMIT operations as needed, and stores the result back using </w:t>
       </w:r>
       <w:proofErr w:type="spellStart"/>
       <w:r>
@@ -15445,13 +15151,7 @@
         <w:rPr>
           <w:color w:val="000000"/>
         </w:rPr>
-        <w:t>Groups all recor</w:t>
-      </w:r>
-      <w:r>
-        <w:rPr>
-          <w:color w:val="000000"/>
-        </w:rPr>
-        <w:t xml:space="preserve">ds by </w:t>
+        <w:t xml:space="preserve">Groups all records by </w:t>
       </w:r>
       <w:proofErr w:type="spellStart"/>
       <w:r>
@@ -15519,12 +15219,6 @@
         <w:gridCol w:w="10070"/>
       </w:tblGrid>
       <w:tr>
-        <w:tblPrEx>
-          <w:tblCellMar>
-            <w:top w:w="0" w:type="dxa"/>
-            <w:bottom w:w="0" w:type="dxa"/>
-          </w:tblCellMar>
-        </w:tblPrEx>
         <w:tc>
           <w:tcPr>
             <w:tcW w:w="0" w:type="auto"/>
@@ -15555,16 +15249,7 @@
                 <w:sz w:val="16"/>
                 <w:szCs w:val="16"/>
               </w:rPr>
-              <w:t>-- PIG OPER</w:t>
-            </w:r>
-            <w:r>
-              <w:rPr>
-                <w:rFonts w:ascii="Consolas" w:eastAsia="Consolas" w:hAnsi="Consolas" w:cs="Consolas"/>
-                <w:color w:val="1A1A1A"/>
-                <w:sz w:val="16"/>
-                <w:szCs w:val="16"/>
-              </w:rPr>
-              <w:t>ATION 1</w:t>
+              <w:t>-- PIG OPERATION 1</w:t>
             </w:r>
           </w:p>
           <w:p>
@@ -16228,16 +15913,7 @@
                 <w:sz w:val="16"/>
                 <w:szCs w:val="16"/>
               </w:rPr>
-              <w:t>work</w:t>
-            </w:r>
-            <w:r>
-              <w:rPr>
-                <w:rFonts w:ascii="Consolas" w:eastAsia="Consolas" w:hAnsi="Consolas" w:cs="Consolas"/>
-                <w:color w:val="1A1A1A"/>
-                <w:sz w:val="16"/>
-                <w:szCs w:val="16"/>
-              </w:rPr>
-              <w:t>_</w:t>
+              <w:t>work_</w:t>
             </w:r>
             <w:proofErr w:type="gramStart"/>
             <w:r>
@@ -16651,16 +16327,7 @@
                 <w:sz w:val="16"/>
                 <w:szCs w:val="16"/>
               </w:rPr>
-              <w:t xml:space="preserve"> = ORDER</w:t>
-            </w:r>
-            <w:r>
-              <w:rPr>
-                <w:rFonts w:ascii="Consolas" w:eastAsia="Consolas" w:hAnsi="Consolas" w:cs="Consolas"/>
-                <w:color w:val="1A1A1A"/>
-                <w:sz w:val="16"/>
-                <w:szCs w:val="16"/>
-              </w:rPr>
-              <w:t xml:space="preserve"> </w:t>
+              <w:t xml:space="preserve"> = ORDER </w:t>
             </w:r>
             <w:proofErr w:type="spellStart"/>
             <w:r>
@@ -16898,74 +16565,6 @@
             <wp:extent cx="5715000" cy="2886075"/>
             <wp:effectExtent l="0" t="0" r="0" b="0"/>
             <wp:docPr id="10" name="Picture 10"/>
-            <wp:cNvGraphicFramePr>
-              <a:graphicFrameLocks xmlns:a="http://schemas.openxmlformats.org/drawingml/2006/main" noChangeAspect="1"/>
-            </wp:cNvGraphicFramePr>
-            <a:graphic xmlns:a="http://schemas.openxmlformats.org/drawingml/2006/main">
-              <a:graphicData uri="http://schemas.openxmlformats.org/drawingml/2006/picture">
-                <pic:pic xmlns:pic="http://schemas.openxmlformats.org/drawingml/2006/picture">
-                  <pic:nvPicPr>
-                    <pic:cNvPr id="0" name=""/>
-                    <pic:cNvPicPr>
-                      <a:picLocks noChangeAspect="1" noChangeArrowheads="1"/>
-                    </pic:cNvPicPr>
-                  </pic:nvPicPr>
-                  <pic:blipFill>
-                    <a:blip r:embed="rId16"/>
-                    <a:srcRect/>
-                    <a:stretch>
-                      <a:fillRect/>
-                    </a:stretch>
-                  </pic:blipFill>
-                  <pic:spPr bwMode="auto">
-                    <a:xfrm>
-                      <a:off x="0" y="0"/>
-                      <a:ext cx="5715000" cy="2886075"/>
-                    </a:xfrm>
-                    <a:prstGeom prst="rect">
-                      <a:avLst/>
-                    </a:prstGeom>
-                  </pic:spPr>
-                </pic:pic>
-              </a:graphicData>
-            </a:graphic>
-          </wp:inline>
-        </w:drawing>
-      </w:r>
-    </w:p>
-    <w:p>
-      <w:pPr>
-        <w:keepLines/>
-        <w:spacing w:after="200"/>
-        <w:jc w:val="center"/>
-      </w:pPr>
-      <w:r>
-        <w:rPr>
-          <w:i/>
-          <w:iCs/>
-          <w:color w:val="444444"/>
-          <w:sz w:val="18"/>
-          <w:szCs w:val="18"/>
-        </w:rPr>
-        <w:t>Script execution</w:t>
-      </w:r>
-    </w:p>
-    <w:p>
-      <w:pPr>
-        <w:keepNext/>
-        <w:keepLines/>
-        <w:spacing w:before="120" w:after="40"/>
-        <w:jc w:val="center"/>
-      </w:pPr>
-      <w:r>
-        <w:rPr>
-          <w:noProof/>
-        </w:rPr>
-        <w:drawing>
-          <wp:inline distT="0" distB="0" distL="0" distR="0" wp14:anchorId="3E071602" wp14:editId="30E422B2">
-            <wp:extent cx="5715000" cy="2114550"/>
-            <wp:effectExtent l="0" t="0" r="0" b="0"/>
-            <wp:docPr id="11" name="Picture 11"/>
             <wp:cNvGraphicFramePr>
               <a:graphicFrameLocks xmlns:a="http://schemas.openxmlformats.org/drawingml/2006/main" noChangeAspect="1"/>
             </wp:cNvGraphicFramePr>
@@ -16988,7 +16587,7 @@
                   <pic:spPr bwMode="auto">
                     <a:xfrm>
                       <a:off x="0" y="0"/>
-                      <a:ext cx="5715000" cy="2114550"/>
+                      <a:ext cx="5715000" cy="2886075"/>
                     </a:xfrm>
                     <a:prstGeom prst="rect">
                       <a:avLst/>
@@ -17015,23 +16614,7 @@
           <w:sz w:val="18"/>
           <w:szCs w:val="18"/>
         </w:rPr>
-        <w:t>Successful completion</w:t>
-      </w:r>
-    </w:p>
-    <w:p>
-      <w:pPr>
-        <w:keepNext/>
-        <w:spacing w:before="200" w:after="80"/>
-      </w:pPr>
-      <w:r>
-        <w:rPr>
-          <w:b/>
-          <w:bCs/>
-          <w:color w:val="1F7A3D"/>
-          <w:sz w:val="24"/>
-          <w:szCs w:val="24"/>
-        </w:rPr>
-        <w:t>Output</w:t>
+        <w:t>Script execution</w:t>
       </w:r>
     </w:p>
     <w:p>
@@ -17046,10 +16629,10 @@
           <w:noProof/>
         </w:rPr>
         <w:drawing>
-          <wp:inline distT="0" distB="0" distL="0" distR="0" wp14:anchorId="3B13C395" wp14:editId="0042F876">
-            <wp:extent cx="5715000" cy="1685925"/>
+          <wp:inline distT="0" distB="0" distL="0" distR="0" wp14:anchorId="3E071602" wp14:editId="30E422B2">
+            <wp:extent cx="5715000" cy="2114550"/>
             <wp:effectExtent l="0" t="0" r="0" b="0"/>
-            <wp:docPr id="12" name="Picture 12"/>
+            <wp:docPr id="11" name="Picture 11"/>
             <wp:cNvGraphicFramePr>
               <a:graphicFrameLocks xmlns:a="http://schemas.openxmlformats.org/drawingml/2006/main" noChangeAspect="1"/>
             </wp:cNvGraphicFramePr>
@@ -17072,6 +16655,90 @@
                   <pic:spPr bwMode="auto">
                     <a:xfrm>
                       <a:off x="0" y="0"/>
+                      <a:ext cx="5715000" cy="2114550"/>
+                    </a:xfrm>
+                    <a:prstGeom prst="rect">
+                      <a:avLst/>
+                    </a:prstGeom>
+                  </pic:spPr>
+                </pic:pic>
+              </a:graphicData>
+            </a:graphic>
+          </wp:inline>
+        </w:drawing>
+      </w:r>
+    </w:p>
+    <w:p>
+      <w:pPr>
+        <w:keepLines/>
+        <w:spacing w:after="200"/>
+        <w:jc w:val="center"/>
+      </w:pPr>
+      <w:r>
+        <w:rPr>
+          <w:i/>
+          <w:iCs/>
+          <w:color w:val="444444"/>
+          <w:sz w:val="18"/>
+          <w:szCs w:val="18"/>
+        </w:rPr>
+        <w:t>Successful completion</w:t>
+      </w:r>
+    </w:p>
+    <w:p>
+      <w:pPr>
+        <w:keepNext/>
+        <w:spacing w:before="200" w:after="80"/>
+      </w:pPr>
+      <w:r>
+        <w:rPr>
+          <w:b/>
+          <w:bCs/>
+          <w:color w:val="1F7A3D"/>
+          <w:sz w:val="24"/>
+          <w:szCs w:val="24"/>
+        </w:rPr>
+        <w:t>Output</w:t>
+      </w:r>
+    </w:p>
+    <w:p>
+      <w:pPr>
+        <w:keepNext/>
+        <w:keepLines/>
+        <w:spacing w:before="120" w:after="40"/>
+        <w:jc w:val="center"/>
+      </w:pPr>
+      <w:r>
+        <w:rPr>
+          <w:noProof/>
+        </w:rPr>
+        <w:drawing>
+          <wp:inline distT="0" distB="0" distL="0" distR="0" wp14:anchorId="3B13C395" wp14:editId="0042F876">
+            <wp:extent cx="5715000" cy="1685925"/>
+            <wp:effectExtent l="0" t="0" r="0" b="0"/>
+            <wp:docPr id="12" name="Picture 12"/>
+            <wp:cNvGraphicFramePr>
+              <a:graphicFrameLocks xmlns:a="http://schemas.openxmlformats.org/drawingml/2006/main" noChangeAspect="1"/>
+            </wp:cNvGraphicFramePr>
+            <a:graphic xmlns:a="http://schemas.openxmlformats.org/drawingml/2006/main">
+              <a:graphicData uri="http://schemas.openxmlformats.org/drawingml/2006/picture">
+                <pic:pic xmlns:pic="http://schemas.openxmlformats.org/drawingml/2006/picture">
+                  <pic:nvPicPr>
+                    <pic:cNvPr id="0" name=""/>
+                    <pic:cNvPicPr>
+                      <a:picLocks noChangeAspect="1" noChangeArrowheads="1"/>
+                    </pic:cNvPicPr>
+                  </pic:nvPicPr>
+                  <pic:blipFill>
+                    <a:blip r:embed="rId19"/>
+                    <a:srcRect/>
+                    <a:stretch>
+                      <a:fillRect/>
+                    </a:stretch>
+                  </pic:blipFill>
+                  <pic:spPr bwMode="auto">
+                    <a:xfrm>
+                      <a:off x="0" y="0"/>
                       <a:ext cx="5715000" cy="1685925"/>
                     </a:xfrm>
                     <a:prstGeom prst="rect">
@@ -17170,13 +16837,7 @@
         <w:rPr>
           <w:color w:val="000000"/>
         </w:rPr>
-        <w:t xml:space="preserve"> for each group, sorted from highest </w:t>
-      </w:r>
-      <w:r>
-        <w:rPr>
-          <w:color w:val="000000"/>
-        </w:rPr>
-        <w:t>to lowest average salary.</w:t>
+        <w:t xml:space="preserve"> for each group, sorted from highest to lowest average salary.</w:t>
       </w:r>
     </w:p>
     <w:p>
@@ -17216,12 +16877,6 @@
         <w:gridCol w:w="10070"/>
       </w:tblGrid>
       <w:tr>
-        <w:tblPrEx>
-          <w:tblCellMar>
-            <w:top w:w="0" w:type="dxa"/>
-            <w:bottom w:w="0" w:type="dxa"/>
-          </w:tblCellMar>
-        </w:tblPrEx>
         <w:tc>
           <w:tcPr>
             <w:tcW w:w="0" w:type="auto"/>
@@ -17316,16 +16971,7 @@
                 <w:sz w:val="16"/>
                 <w:szCs w:val="16"/>
               </w:rPr>
-              <w:t>/ai_job</w:t>
-            </w:r>
-            <w:r>
-              <w:rPr>
-                <w:rFonts w:ascii="Consolas" w:eastAsia="Consolas" w:hAnsi="Consolas" w:cs="Consolas"/>
-                <w:color w:val="1A1A1A"/>
-                <w:sz w:val="16"/>
-                <w:szCs w:val="16"/>
-              </w:rPr>
-              <w:t>s_salaries.csv'</w:t>
+              <w:t>/ai_jobs_salaries.csv'</w:t>
             </w:r>
           </w:p>
           <w:p>
@@ -17998,16 +17644,7 @@
                 <w:sz w:val="16"/>
                 <w:szCs w:val="16"/>
               </w:rPr>
-              <w:t>r</w:t>
-            </w:r>
-            <w:r>
-              <w:rPr>
-                <w:rFonts w:ascii="Consolas" w:eastAsia="Consolas" w:hAnsi="Consolas" w:cs="Consolas"/>
-                <w:color w:val="1A1A1A"/>
-                <w:sz w:val="16"/>
-                <w:szCs w:val="16"/>
-              </w:rPr>
-              <w:t>ole_</w:t>
+              <w:t>role_</w:t>
             </w:r>
             <w:proofErr w:type="gramStart"/>
             <w:r>
@@ -18398,16 +18035,7 @@
                 <w:sz w:val="16"/>
                 <w:szCs w:val="16"/>
               </w:rPr>
-              <w:t>m</w:t>
-            </w:r>
-            <w:r>
-              <w:rPr>
-                <w:rFonts w:ascii="Consolas" w:eastAsia="Consolas" w:hAnsi="Consolas" w:cs="Consolas"/>
-                <w:color w:val="1A1A1A"/>
-                <w:sz w:val="16"/>
-                <w:szCs w:val="16"/>
-              </w:rPr>
-              <w:t>aximum_salary</w:t>
+              <w:t>maximum_salary</w:t>
             </w:r>
             <w:proofErr w:type="spellEnd"/>
             <w:r>
@@ -18739,74 +18367,6 @@
             <wp:extent cx="5715000" cy="2943225"/>
             <wp:effectExtent l="0" t="0" r="0" b="0"/>
             <wp:docPr id="13" name="Picture 13"/>
-            <wp:cNvGraphicFramePr>
-              <a:graphicFrameLocks xmlns:a="http://schemas.openxmlformats.org/drawingml/2006/main" noChangeAspect="1"/>
-            </wp:cNvGraphicFramePr>
-            <a:graphic xmlns:a="http://schemas.openxmlformats.org/drawingml/2006/main">
-              <a:graphicData uri="http://schemas.openxmlformats.org/drawingml/2006/picture">
-                <pic:pic xmlns:pic="http://schemas.openxmlformats.org/drawingml/2006/picture">
-                  <pic:nvPicPr>
-                    <pic:cNvPr id="0" name=""/>
-                    <pic:cNvPicPr>
-                      <a:picLocks noChangeAspect="1" noChangeArrowheads="1"/>
-                    </pic:cNvPicPr>
-                  </pic:nvPicPr>
-                  <pic:blipFill>
-                    <a:blip r:embed="rId19"/>
-                    <a:srcRect/>
-                    <a:stretch>
-                      <a:fillRect/>
-                    </a:stretch>
-                  </pic:blipFill>
-                  <pic:spPr bwMode="auto">
-                    <a:xfrm>
-                      <a:off x="0" y="0"/>
-                      <a:ext cx="5715000" cy="2943225"/>
-                    </a:xfrm>
-                    <a:prstGeom prst="rect">
-                      <a:avLst/>
-                    </a:prstGeom>
-                  </pic:spPr>
-                </pic:pic>
-              </a:graphicData>
-            </a:graphic>
-          </wp:inline>
-        </w:drawing>
-      </w:r>
-    </w:p>
-    <w:p>
-      <w:pPr>
-        <w:keepLines/>
-        <w:spacing w:after="200"/>
-        <w:jc w:val="center"/>
-      </w:pPr>
-      <w:r>
-        <w:rPr>
-          <w:i/>
-          <w:iCs/>
-          <w:color w:val="444444"/>
-          <w:sz w:val="18"/>
-          <w:szCs w:val="18"/>
-        </w:rPr>
-        <w:t>Script execution</w:t>
-      </w:r>
-    </w:p>
-    <w:p>
-      <w:pPr>
-        <w:keepNext/>
-        <w:keepLines/>
-        <w:spacing w:before="120" w:after="40"/>
-        <w:jc w:val="center"/>
-      </w:pPr>
-      <w:r>
-        <w:rPr>
-          <w:noProof/>
-        </w:rPr>
-        <w:drawing>
-          <wp:inline distT="0" distB="0" distL="0" distR="0" wp14:anchorId="44FDD0F8" wp14:editId="58468DB6">
-            <wp:extent cx="5715000" cy="1952625"/>
-            <wp:effectExtent l="0" t="0" r="0" b="0"/>
-            <wp:docPr id="14" name="Picture 14"/>
             <wp:cNvGraphicFramePr>
               <a:graphicFrameLocks xmlns:a="http://schemas.openxmlformats.org/drawingml/2006/main" noChangeAspect="1"/>
             </wp:cNvGraphicFramePr>
@@ -18829,6 +18389,74 @@
                   <pic:spPr bwMode="auto">
                     <a:xfrm>
                       <a:off x="0" y="0"/>
+                      <a:ext cx="5715000" cy="2943225"/>
+                    </a:xfrm>
+                    <a:prstGeom prst="rect">
+                      <a:avLst/>
+                    </a:prstGeom>
+                  </pic:spPr>
+                </pic:pic>
+              </a:graphicData>
+            </a:graphic>
+          </wp:inline>
+        </w:drawing>
+      </w:r>
+    </w:p>
+    <w:p>
+      <w:pPr>
+        <w:keepLines/>
+        <w:spacing w:after="200"/>
+        <w:jc w:val="center"/>
+      </w:pPr>
+      <w:r>
+        <w:rPr>
+          <w:i/>
+          <w:iCs/>
+          <w:color w:val="444444"/>
+          <w:sz w:val="18"/>
+          <w:szCs w:val="18"/>
+        </w:rPr>
+        <w:t>Script execution</w:t>
+      </w:r>
+    </w:p>
+    <w:p>
+      <w:pPr>
+        <w:keepNext/>
+        <w:keepLines/>
+        <w:spacing w:before="120" w:after="40"/>
+        <w:jc w:val="center"/>
+      </w:pPr>
+      <w:r>
+        <w:rPr>
+          <w:noProof/>
+        </w:rPr>
+        <w:drawing>
+          <wp:inline distT="0" distB="0" distL="0" distR="0" wp14:anchorId="44FDD0F8" wp14:editId="58468DB6">
+            <wp:extent cx="5715000" cy="1952625"/>
+            <wp:effectExtent l="0" t="0" r="0" b="0"/>
+            <wp:docPr id="14" name="Picture 14"/>
+            <wp:cNvGraphicFramePr>
+              <a:graphicFrameLocks xmlns:a="http://schemas.openxmlformats.org/drawingml/2006/main" noChangeAspect="1"/>
+            </wp:cNvGraphicFramePr>
+            <a:graphic xmlns:a="http://schemas.openxmlformats.org/drawingml/2006/main">
+              <a:graphicData uri="http://schemas.openxmlformats.org/drawingml/2006/picture">
+                <pic:pic xmlns:pic="http://schemas.openxmlformats.org/drawingml/2006/picture">
+                  <pic:nvPicPr>
+                    <pic:cNvPr id="0" name=""/>
+                    <pic:cNvPicPr>
+                      <a:picLocks noChangeAspect="1" noChangeArrowheads="1"/>
+                    </pic:cNvPicPr>
+                  </pic:nvPicPr>
+                  <pic:blipFill>
+                    <a:blip r:embed="rId21"/>
+                    <a:srcRect/>
+                    <a:stretch>
+                      <a:fillRect/>
+                    </a:stretch>
+                  </pic:blipFill>
+                  <pic:spPr bwMode="auto">
+                    <a:xfrm>
+                      <a:off x="0" y="0"/>
                       <a:ext cx="5715000" cy="1952625"/>
                     </a:xfrm>
                     <a:prstGeom prst="rect">
@@ -18896,12 +18524,6 @@
         <w:gridCol w:w="10070"/>
       </w:tblGrid>
       <w:tr>
-        <w:tblPrEx>
-          <w:tblCellMar>
-            <w:top w:w="0" w:type="dxa"/>
-            <w:bottom w:w="0" w:type="dxa"/>
-          </w:tblCellMar>
-        </w:tblPrEx>
         <w:tc>
           <w:tcPr>
             <w:tcW w:w="0" w:type="auto"/>
@@ -18989,7 +18611,7 @@
                     </pic:cNvPicPr>
                   </pic:nvPicPr>
                   <pic:blipFill>
-                    <a:blip r:embed="rId21"/>
+                    <a:blip r:embed="rId22"/>
                     <a:srcRect/>
                     <a:stretch>
                       <a:fillRect/>
@@ -19082,13 +18704,7 @@
         <w:rPr>
           <w:color w:val="000000"/>
         </w:rPr>
-        <w:t>, coun</w:t>
-      </w:r>
-      <w:r>
-        <w:rPr>
-          <w:color w:val="000000"/>
-        </w:rPr>
-        <w:t>ts the jobs per group, and cross-joins against the overall total job count to calculate each work mode's percentage share, sorted by job count.</w:t>
+        <w:t>, counts the jobs per group, and cross-joins against the overall total job count to calculate each work mode's percentage share, sorted by job count.</w:t>
       </w:r>
     </w:p>
     <w:p>
@@ -19128,12 +18744,6 @@
         <w:gridCol w:w="10070"/>
       </w:tblGrid>
       <w:tr>
-        <w:tblPrEx>
-          <w:tblCellMar>
-            <w:top w:w="0" w:type="dxa"/>
-            <w:bottom w:w="0" w:type="dxa"/>
-          </w:tblCellMar>
-        </w:tblPrEx>
         <w:tc>
           <w:tcPr>
             <w:tcW w:w="0" w:type="auto"/>
@@ -19544,16 +19154,7 @@
                 <w:sz w:val="16"/>
                 <w:szCs w:val="16"/>
               </w:rPr>
-              <w:t>usd:dou</w:t>
-            </w:r>
-            <w:r>
-              <w:rPr>
-                <w:rFonts w:ascii="Consolas" w:eastAsia="Consolas" w:hAnsi="Consolas" w:cs="Consolas"/>
-                <w:color w:val="1A1A1A"/>
-                <w:sz w:val="16"/>
-                <w:szCs w:val="16"/>
-              </w:rPr>
-              <w:t>ble</w:t>
+              <w:t>usd:double</w:t>
             </w:r>
             <w:proofErr w:type="spellEnd"/>
             <w:proofErr w:type="gramEnd"/>
@@ -20830,74 +20431,6 @@
             <wp:extent cx="5715000" cy="2895600"/>
             <wp:effectExtent l="0" t="0" r="0" b="0"/>
             <wp:docPr id="16" name="Picture 16"/>
-            <wp:cNvGraphicFramePr>
-              <a:graphicFrameLocks xmlns:a="http://schemas.openxmlformats.org/drawingml/2006/main" noChangeAspect="1"/>
-            </wp:cNvGraphicFramePr>
-            <a:graphic xmlns:a="http://schemas.openxmlformats.org/drawingml/2006/main">
-              <a:graphicData uri="http://schemas.openxmlformats.org/drawingml/2006/picture">
-                <pic:pic xmlns:pic="http://schemas.openxmlformats.org/drawingml/2006/picture">
-                  <pic:nvPicPr>
-                    <pic:cNvPr id="0" name=""/>
-                    <pic:cNvPicPr>
-                      <a:picLocks noChangeAspect="1" noChangeArrowheads="1"/>
-                    </pic:cNvPicPr>
-                  </pic:nvPicPr>
-                  <pic:blipFill>
-                    <a:blip r:embed="rId22"/>
-                    <a:srcRect/>
-                    <a:stretch>
-                      <a:fillRect/>
-                    </a:stretch>
-                  </pic:blipFill>
-                  <pic:spPr bwMode="auto">
-                    <a:xfrm>
-                      <a:off x="0" y="0"/>
-                      <a:ext cx="5715000" cy="2895600"/>
-                    </a:xfrm>
-                    <a:prstGeom prst="rect">
-                      <a:avLst/>
-                    </a:prstGeom>
-                  </pic:spPr>
-                </pic:pic>
-              </a:graphicData>
-            </a:graphic>
-          </wp:inline>
-        </w:drawing>
-      </w:r>
-    </w:p>
-    <w:p>
-      <w:pPr>
-        <w:keepLines/>
-        <w:spacing w:after="200"/>
-        <w:jc w:val="center"/>
-      </w:pPr>
-      <w:r>
-        <w:rPr>
-          <w:i/>
-          <w:iCs/>
-          <w:color w:val="444444"/>
-          <w:sz w:val="18"/>
-          <w:szCs w:val="18"/>
-        </w:rPr>
-        <w:t>Script execution</w:t>
-      </w:r>
-    </w:p>
-    <w:p>
-      <w:pPr>
-        <w:keepNext/>
-        <w:keepLines/>
-        <w:spacing w:before="120" w:after="40"/>
-        <w:jc w:val="center"/>
-      </w:pPr>
-      <w:r>
-        <w:rPr>
-          <w:noProof/>
-        </w:rPr>
-        <w:drawing>
-          <wp:inline distT="0" distB="0" distL="0" distR="0" wp14:anchorId="2DA0BC09" wp14:editId="0A5A5DC5">
-            <wp:extent cx="5715000" cy="1990725"/>
-            <wp:effectExtent l="0" t="0" r="0" b="0"/>
-            <wp:docPr id="17" name="Picture 17"/>
             <wp:cNvGraphicFramePr>
               <a:graphicFrameLocks xmlns:a="http://schemas.openxmlformats.org/drawingml/2006/main" noChangeAspect="1"/>
             </wp:cNvGraphicFramePr>
@@ -20920,6 +20453,74 @@
                   <pic:spPr bwMode="auto">
                     <a:xfrm>
                       <a:off x="0" y="0"/>
+                      <a:ext cx="5715000" cy="2895600"/>
+                    </a:xfrm>
+                    <a:prstGeom prst="rect">
+                      <a:avLst/>
+                    </a:prstGeom>
+                  </pic:spPr>
+                </pic:pic>
+              </a:graphicData>
+            </a:graphic>
+          </wp:inline>
+        </w:drawing>
+      </w:r>
+    </w:p>
+    <w:p>
+      <w:pPr>
+        <w:keepLines/>
+        <w:spacing w:after="200"/>
+        <w:jc w:val="center"/>
+      </w:pPr>
+      <w:r>
+        <w:rPr>
+          <w:i/>
+          <w:iCs/>
+          <w:color w:val="444444"/>
+          <w:sz w:val="18"/>
+          <w:szCs w:val="18"/>
+        </w:rPr>
+        <w:t>Script execution</w:t>
+      </w:r>
+    </w:p>
+    <w:p>
+      <w:pPr>
+        <w:keepNext/>
+        <w:keepLines/>
+        <w:spacing w:before="120" w:after="40"/>
+        <w:jc w:val="center"/>
+      </w:pPr>
+      <w:r>
+        <w:rPr>
+          <w:noProof/>
+        </w:rPr>
+        <w:drawing>
+          <wp:inline distT="0" distB="0" distL="0" distR="0" wp14:anchorId="2DA0BC09" wp14:editId="0A5A5DC5">
+            <wp:extent cx="5715000" cy="1990725"/>
+            <wp:effectExtent l="0" t="0" r="0" b="0"/>
+            <wp:docPr id="17" name="Picture 17"/>
+            <wp:cNvGraphicFramePr>
+              <a:graphicFrameLocks xmlns:a="http://schemas.openxmlformats.org/drawingml/2006/main" noChangeAspect="1"/>
+            </wp:cNvGraphicFramePr>
+            <a:graphic xmlns:a="http://schemas.openxmlformats.org/drawingml/2006/main">
+              <a:graphicData uri="http://schemas.openxmlformats.org/drawingml/2006/picture">
+                <pic:pic xmlns:pic="http://schemas.openxmlformats.org/drawingml/2006/picture">
+                  <pic:nvPicPr>
+                    <pic:cNvPr id="0" name=""/>
+                    <pic:cNvPicPr>
+                      <a:picLocks noChangeAspect="1" noChangeArrowheads="1"/>
+                    </pic:cNvPicPr>
+                  </pic:nvPicPr>
+                  <pic:blipFill>
+                    <a:blip r:embed="rId24"/>
+                    <a:srcRect/>
+                    <a:stretch>
+                      <a:fillRect/>
+                    </a:stretch>
+                  </pic:blipFill>
+                  <pic:spPr bwMode="auto">
+                    <a:xfrm>
+                      <a:off x="0" y="0"/>
                       <a:ext cx="5715000" cy="1990725"/>
                     </a:xfrm>
                     <a:prstGeom prst="rect">
@@ -20987,12 +20588,6 @@
         <w:gridCol w:w="10070"/>
       </w:tblGrid>
       <w:tr>
-        <w:tblPrEx>
-          <w:tblCellMar>
-            <w:top w:w="0" w:type="dxa"/>
-            <w:bottom w:w="0" w:type="dxa"/>
-          </w:tblCellMar>
-        </w:tblPrEx>
         <w:tc>
           <w:tcPr>
             <w:tcW w:w="0" w:type="auto"/>
@@ -21069,7 +20664,7 @@
                     </pic:cNvPicPr>
                   </pic:nvPicPr>
                   <pic:blipFill>
-                    <a:blip r:embed="rId24"/>
+                    <a:blip r:embed="rId25"/>
                     <a:srcRect/>
                     <a:stretch>
                       <a:fillRect/>
@@ -21202,12 +20797,6 @@
         <w:gridCol w:w="10070"/>
       </w:tblGrid>
       <w:tr>
-        <w:tblPrEx>
-          <w:tblCellMar>
-            <w:top w:w="0" w:type="dxa"/>
-            <w:bottom w:w="0" w:type="dxa"/>
-          </w:tblCellMar>
-        </w:tblPrEx>
         <w:tc>
           <w:tcPr>
             <w:tcW w:w="0" w:type="auto"/>
@@ -21238,16 +20827,7 @@
                 <w:sz w:val="16"/>
                 <w:szCs w:val="16"/>
               </w:rPr>
-              <w:t xml:space="preserve">-- PIG </w:t>
-            </w:r>
-            <w:r>
-              <w:rPr>
-                <w:rFonts w:ascii="Consolas" w:eastAsia="Consolas" w:hAnsi="Consolas" w:cs="Consolas"/>
-                <w:color w:val="1A1A1A"/>
-                <w:sz w:val="16"/>
-                <w:szCs w:val="16"/>
-              </w:rPr>
-              <w:t>OPERATION 4</w:t>
+              <w:t>-- PIG OPERATION 4</w:t>
             </w:r>
           </w:p>
           <w:p>
@@ -22332,16 +21912,7 @@
                 <w:sz w:val="16"/>
                 <w:szCs w:val="16"/>
               </w:rPr>
-              <w:t xml:space="preserve"> </w:t>
-            </w:r>
-            <w:r>
-              <w:rPr>
-                <w:rFonts w:ascii="Consolas" w:eastAsia="Consolas" w:hAnsi="Consolas" w:cs="Consolas"/>
-                <w:color w:val="1A1A1A"/>
-                <w:sz w:val="16"/>
-                <w:szCs w:val="16"/>
-              </w:rPr>
-              <w:t xml:space="preserve">BY </w:t>
+              <w:t xml:space="preserve"> BY </w:t>
             </w:r>
             <w:proofErr w:type="spellStart"/>
             <w:r>
@@ -22537,74 +22108,6 @@
             <wp:extent cx="5715000" cy="2847975"/>
             <wp:effectExtent l="0" t="0" r="0" b="0"/>
             <wp:docPr id="19" name="Picture 19"/>
-            <wp:cNvGraphicFramePr>
-              <a:graphicFrameLocks xmlns:a="http://schemas.openxmlformats.org/drawingml/2006/main" noChangeAspect="1"/>
-            </wp:cNvGraphicFramePr>
-            <a:graphic xmlns:a="http://schemas.openxmlformats.org/drawingml/2006/main">
-              <a:graphicData uri="http://schemas.openxmlformats.org/drawingml/2006/picture">
-                <pic:pic xmlns:pic="http://schemas.openxmlformats.org/drawingml/2006/picture">
-                  <pic:nvPicPr>
-                    <pic:cNvPr id="0" name=""/>
-                    <pic:cNvPicPr>
-                      <a:picLocks noChangeAspect="1" noChangeArrowheads="1"/>
-                    </pic:cNvPicPr>
-                  </pic:nvPicPr>
-                  <pic:blipFill>
-                    <a:blip r:embed="rId25"/>
-                    <a:srcRect/>
-                    <a:stretch>
-                      <a:fillRect/>
-                    </a:stretch>
-                  </pic:blipFill>
-                  <pic:spPr bwMode="auto">
-                    <a:xfrm>
-                      <a:off x="0" y="0"/>
-                      <a:ext cx="5715000" cy="2847975"/>
-                    </a:xfrm>
-                    <a:prstGeom prst="rect">
-                      <a:avLst/>
-                    </a:prstGeom>
-                  </pic:spPr>
-                </pic:pic>
-              </a:graphicData>
-            </a:graphic>
-          </wp:inline>
-        </w:drawing>
-      </w:r>
-    </w:p>
-    <w:p>
-      <w:pPr>
-        <w:keepLines/>
-        <w:spacing w:after="200"/>
-        <w:jc w:val="center"/>
-      </w:pPr>
-      <w:r>
-        <w:rPr>
-          <w:i/>
-          <w:iCs/>
-          <w:color w:val="444444"/>
-          <w:sz w:val="18"/>
-          <w:szCs w:val="18"/>
-        </w:rPr>
-        <w:t>Script execution</w:t>
-      </w:r>
-    </w:p>
-    <w:p>
-      <w:pPr>
-        <w:keepNext/>
-        <w:keepLines/>
-        <w:spacing w:before="120" w:after="40"/>
-        <w:jc w:val="center"/>
-      </w:pPr>
-      <w:r>
-        <w:rPr>
-          <w:noProof/>
-        </w:rPr>
-        <w:drawing>
-          <wp:inline distT="0" distB="0" distL="0" distR="0" wp14:anchorId="0FC4C46F" wp14:editId="0AB09724">
-            <wp:extent cx="5715000" cy="2066925"/>
-            <wp:effectExtent l="0" t="0" r="0" b="0"/>
-            <wp:docPr id="20" name="Picture 20"/>
             <wp:cNvGraphicFramePr>
               <a:graphicFrameLocks xmlns:a="http://schemas.openxmlformats.org/drawingml/2006/main" noChangeAspect="1"/>
             </wp:cNvGraphicFramePr>
@@ -22627,7 +22130,7 @@
                   <pic:spPr bwMode="auto">
                     <a:xfrm>
                       <a:off x="0" y="0"/>
-                      <a:ext cx="5715000" cy="2066925"/>
+                      <a:ext cx="5715000" cy="2847975"/>
                     </a:xfrm>
                     <a:prstGeom prst="rect">
                       <a:avLst/>
@@ -22654,23 +22157,7 @@
           <w:sz w:val="18"/>
           <w:szCs w:val="18"/>
         </w:rPr>
-        <w:t>Successful completion</w:t>
-      </w:r>
-    </w:p>
-    <w:p>
-      <w:pPr>
-        <w:keepNext/>
-        <w:spacing w:before="200" w:after="80"/>
-      </w:pPr>
-      <w:r>
-        <w:rPr>
-          <w:b/>
-          <w:bCs/>
-          <w:color w:val="1F7A3D"/>
-          <w:sz w:val="24"/>
-          <w:szCs w:val="24"/>
-        </w:rPr>
-        <w:t>Output</w:t>
+        <w:t>Script execution</w:t>
       </w:r>
     </w:p>
     <w:p>
@@ -22685,10 +22172,10 @@
           <w:noProof/>
         </w:rPr>
         <w:drawing>
-          <wp:inline distT="0" distB="0" distL="0" distR="0" wp14:anchorId="33A2F820" wp14:editId="0E15B85F">
-            <wp:extent cx="5715000" cy="1219200"/>
+          <wp:inline distT="0" distB="0" distL="0" distR="0" wp14:anchorId="0FC4C46F" wp14:editId="0AB09724">
+            <wp:extent cx="5715000" cy="2066925"/>
             <wp:effectExtent l="0" t="0" r="0" b="0"/>
-            <wp:docPr id="21" name="Picture 21"/>
+            <wp:docPr id="20" name="Picture 20"/>
             <wp:cNvGraphicFramePr>
               <a:graphicFrameLocks xmlns:a="http://schemas.openxmlformats.org/drawingml/2006/main" noChangeAspect="1"/>
             </wp:cNvGraphicFramePr>
@@ -22711,7 +22198,7 @@
                   <pic:spPr bwMode="auto">
                     <a:xfrm>
                       <a:off x="0" y="0"/>
-                      <a:ext cx="5715000" cy="1219200"/>
+                      <a:ext cx="5715000" cy="2066925"/>
                     </a:xfrm>
                     <a:prstGeom prst="rect">
                       <a:avLst/>
@@ -22738,6 +22225,90 @@
           <w:sz w:val="18"/>
           <w:szCs w:val="18"/>
         </w:rPr>
+        <w:t>Successful completion</w:t>
+      </w:r>
+    </w:p>
+    <w:p>
+      <w:pPr>
+        <w:keepNext/>
+        <w:spacing w:before="200" w:after="80"/>
+      </w:pPr>
+      <w:r>
+        <w:rPr>
+          <w:b/>
+          <w:bCs/>
+          <w:color w:val="1F7A3D"/>
+          <w:sz w:val="24"/>
+          <w:szCs w:val="24"/>
+        </w:rPr>
+        <w:t>Output</w:t>
+      </w:r>
+    </w:p>
+    <w:p>
+      <w:pPr>
+        <w:keepNext/>
+        <w:keepLines/>
+        <w:spacing w:before="120" w:after="40"/>
+        <w:jc w:val="center"/>
+      </w:pPr>
+      <w:r>
+        <w:rPr>
+          <w:noProof/>
+        </w:rPr>
+        <w:drawing>
+          <wp:inline distT="0" distB="0" distL="0" distR="0" wp14:anchorId="33A2F820" wp14:editId="076124AF">
+            <wp:extent cx="5715000" cy="1566334"/>
+            <wp:effectExtent l="0" t="0" r="0" b="0"/>
+            <wp:docPr id="21" name="Picture 21"/>
+            <wp:cNvGraphicFramePr>
+              <a:graphicFrameLocks xmlns:a="http://schemas.openxmlformats.org/drawingml/2006/main" noChangeAspect="1"/>
+            </wp:cNvGraphicFramePr>
+            <a:graphic xmlns:a="http://schemas.openxmlformats.org/drawingml/2006/main">
+              <a:graphicData uri="http://schemas.openxmlformats.org/drawingml/2006/picture">
+                <pic:pic xmlns:pic="http://schemas.openxmlformats.org/drawingml/2006/picture">
+                  <pic:nvPicPr>
+                    <pic:cNvPr id="0" name=""/>
+                    <pic:cNvPicPr>
+                      <a:picLocks noChangeAspect="1" noChangeArrowheads="1"/>
+                    </pic:cNvPicPr>
+                  </pic:nvPicPr>
+                  <pic:blipFill>
+                    <a:blip r:embed="rId28"/>
+                    <a:srcRect/>
+                    <a:stretch>
+                      <a:fillRect/>
+                    </a:stretch>
+                  </pic:blipFill>
+                  <pic:spPr bwMode="auto">
+                    <a:xfrm>
+                      <a:off x="0" y="0"/>
+                      <a:ext cx="5732142" cy="1571032"/>
+                    </a:xfrm>
+                    <a:prstGeom prst="rect">
+                      <a:avLst/>
+                    </a:prstGeom>
+                  </pic:spPr>
+                </pic:pic>
+              </a:graphicData>
+            </a:graphic>
+          </wp:inline>
+        </w:drawing>
+      </w:r>
+    </w:p>
+    <w:p>
+      <w:pPr>
+        <w:keepLines/>
+        <w:spacing w:after="200"/>
+        <w:jc w:val="center"/>
+      </w:pPr>
+      <w:r>
+        <w:rPr>
+          <w:i/>
+          <w:iCs/>
+          <w:color w:val="444444"/>
+          <w:sz w:val="18"/>
+          <w:szCs w:val="18"/>
+        </w:rPr>
         <w:t>Top 10 Job Locations — output</w:t>
       </w:r>
     </w:p>
@@ -22809,13 +22380,7 @@
         <w:rPr>
           <w:color w:val="000000"/>
         </w:rPr>
-        <w:t xml:space="preserve"> for e</w:t>
-      </w:r>
-      <w:r>
-        <w:rPr>
-          <w:color w:val="000000"/>
-        </w:rPr>
-        <w:t>ach group, sorted by average salary in descending order.</w:t>
+        <w:t xml:space="preserve"> for each group, sorted by average salary in descending order.</w:t>
       </w:r>
     </w:p>
     <w:p>
@@ -22855,12 +22420,6 @@
         <w:gridCol w:w="10070"/>
       </w:tblGrid>
       <w:tr>
-        <w:tblPrEx>
-          <w:tblCellMar>
-            <w:top w:w="0" w:type="dxa"/>
-            <w:bottom w:w="0" w:type="dxa"/>
-          </w:tblCellMar>
-        </w:tblPrEx>
         <w:tc>
           <w:tcPr>
             <w:tcW w:w="0" w:type="auto"/>
@@ -23187,16 +22746,7 @@
                 <w:sz w:val="16"/>
                 <w:szCs w:val="16"/>
               </w:rPr>
-              <w:t>s</w:t>
-            </w:r>
-            <w:r>
-              <w:rPr>
-                <w:rFonts w:ascii="Consolas" w:eastAsia="Consolas" w:hAnsi="Consolas" w:cs="Consolas"/>
-                <w:color w:val="1A1A1A"/>
-                <w:sz w:val="16"/>
-                <w:szCs w:val="16"/>
-              </w:rPr>
-              <w:t>alary:double</w:t>
+              <w:t>salary:double</w:t>
             </w:r>
             <w:proofErr w:type="spellEnd"/>
             <w:proofErr w:type="gramEnd"/>
@@ -23521,16 +23071,7 @@
                 <w:sz w:val="16"/>
                 <w:szCs w:val="16"/>
               </w:rPr>
-              <w:t>label:chara</w:t>
-            </w:r>
-            <w:r>
-              <w:rPr>
-                <w:rFonts w:ascii="Consolas" w:eastAsia="Consolas" w:hAnsi="Consolas" w:cs="Consolas"/>
-                <w:color w:val="1A1A1A"/>
-                <w:sz w:val="16"/>
-                <w:szCs w:val="16"/>
-              </w:rPr>
-              <w:t>rray</w:t>
+              <w:t>label:chararray</w:t>
             </w:r>
             <w:proofErr w:type="spellEnd"/>
             <w:proofErr w:type="gramEnd"/>
@@ -24046,16 +23587,7 @@
                 <w:sz w:val="16"/>
                 <w:szCs w:val="16"/>
               </w:rPr>
-              <w:t>jobs.sal</w:t>
-            </w:r>
-            <w:r>
-              <w:rPr>
-                <w:rFonts w:ascii="Consolas" w:eastAsia="Consolas" w:hAnsi="Consolas" w:cs="Consolas"/>
-                <w:color w:val="1A1A1A"/>
-                <w:sz w:val="16"/>
-                <w:szCs w:val="16"/>
-              </w:rPr>
-              <w:t>ary_in_usd</w:t>
+              <w:t>jobs.salary_in_usd</w:t>
             </w:r>
             <w:proofErr w:type="spellEnd"/>
             <w:r>
@@ -24323,74 +23855,6 @@
             <wp:extent cx="5715000" cy="2905125"/>
             <wp:effectExtent l="0" t="0" r="0" b="0"/>
             <wp:docPr id="22" name="Picture 22"/>
-            <wp:cNvGraphicFramePr>
-              <a:graphicFrameLocks xmlns:a="http://schemas.openxmlformats.org/drawingml/2006/main" noChangeAspect="1"/>
-            </wp:cNvGraphicFramePr>
-            <a:graphic xmlns:a="http://schemas.openxmlformats.org/drawingml/2006/main">
-              <a:graphicData uri="http://schemas.openxmlformats.org/drawingml/2006/picture">
-                <pic:pic xmlns:pic="http://schemas.openxmlformats.org/drawingml/2006/picture">
-                  <pic:nvPicPr>
-                    <pic:cNvPr id="0" name=""/>
-                    <pic:cNvPicPr>
-                      <a:picLocks noChangeAspect="1" noChangeArrowheads="1"/>
-                    </pic:cNvPicPr>
-                  </pic:nvPicPr>
-                  <pic:blipFill>
-                    <a:blip r:embed="rId28"/>
-                    <a:srcRect/>
-                    <a:stretch>
-                      <a:fillRect/>
-                    </a:stretch>
-                  </pic:blipFill>
-                  <pic:spPr bwMode="auto">
-                    <a:xfrm>
-                      <a:off x="0" y="0"/>
-                      <a:ext cx="5715000" cy="2905125"/>
-                    </a:xfrm>
-                    <a:prstGeom prst="rect">
-                      <a:avLst/>
-                    </a:prstGeom>
-                  </pic:spPr>
-                </pic:pic>
-              </a:graphicData>
-            </a:graphic>
-          </wp:inline>
-        </w:drawing>
-      </w:r>
-    </w:p>
-    <w:p>
-      <w:pPr>
-        <w:keepLines/>
-        <w:spacing w:after="200"/>
-        <w:jc w:val="center"/>
-      </w:pPr>
-      <w:r>
-        <w:rPr>
-          <w:i/>
-          <w:iCs/>
-          <w:color w:val="444444"/>
-          <w:sz w:val="18"/>
-          <w:szCs w:val="18"/>
-        </w:rPr>
-        <w:t>Script execution</w:t>
-      </w:r>
-    </w:p>
-    <w:p>
-      <w:pPr>
-        <w:keepNext/>
-        <w:keepLines/>
-        <w:spacing w:before="120" w:after="40"/>
-        <w:jc w:val="center"/>
-      </w:pPr>
-      <w:r>
-        <w:rPr>
-          <w:noProof/>
-        </w:rPr>
-        <w:drawing>
-          <wp:inline distT="0" distB="0" distL="0" distR="0" wp14:anchorId="756E9935" wp14:editId="2EF888A1">
-            <wp:extent cx="5715000" cy="1876425"/>
-            <wp:effectExtent l="0" t="0" r="0" b="0"/>
-            <wp:docPr id="23" name="Picture 23"/>
             <wp:cNvGraphicFramePr>
               <a:graphicFrameLocks xmlns:a="http://schemas.openxmlformats.org/drawingml/2006/main" noChangeAspect="1"/>
             </wp:cNvGraphicFramePr>
@@ -24413,6 +23877,74 @@
                   <pic:spPr bwMode="auto">
                     <a:xfrm>
                       <a:off x="0" y="0"/>
+                      <a:ext cx="5715000" cy="2905125"/>
+                    </a:xfrm>
+                    <a:prstGeom prst="rect">
+                      <a:avLst/>
+                    </a:prstGeom>
+                  </pic:spPr>
+                </pic:pic>
+              </a:graphicData>
+            </a:graphic>
+          </wp:inline>
+        </w:drawing>
+      </w:r>
+    </w:p>
+    <w:p>
+      <w:pPr>
+        <w:keepLines/>
+        <w:spacing w:after="200"/>
+        <w:jc w:val="center"/>
+      </w:pPr>
+      <w:r>
+        <w:rPr>
+          <w:i/>
+          <w:iCs/>
+          <w:color w:val="444444"/>
+          <w:sz w:val="18"/>
+          <w:szCs w:val="18"/>
+        </w:rPr>
+        <w:t>Script execution</w:t>
+      </w:r>
+    </w:p>
+    <w:p>
+      <w:pPr>
+        <w:keepNext/>
+        <w:keepLines/>
+        <w:spacing w:before="120" w:after="40"/>
+        <w:jc w:val="center"/>
+      </w:pPr>
+      <w:r>
+        <w:rPr>
+          <w:noProof/>
+        </w:rPr>
+        <w:drawing>
+          <wp:inline distT="0" distB="0" distL="0" distR="0" wp14:anchorId="756E9935" wp14:editId="2EF888A1">
+            <wp:extent cx="5715000" cy="1876425"/>
+            <wp:effectExtent l="0" t="0" r="0" b="0"/>
+            <wp:docPr id="23" name="Picture 23"/>
+            <wp:cNvGraphicFramePr>
+              <a:graphicFrameLocks xmlns:a="http://schemas.openxmlformats.org/drawingml/2006/main" noChangeAspect="1"/>
+            </wp:cNvGraphicFramePr>
+            <a:graphic xmlns:a="http://schemas.openxmlformats.org/drawingml/2006/main">
+              <a:graphicData uri="http://schemas.openxmlformats.org/drawingml/2006/picture">
+                <pic:pic xmlns:pic="http://schemas.openxmlformats.org/drawingml/2006/picture">
+                  <pic:nvPicPr>
+                    <pic:cNvPr id="0" name=""/>
+                    <pic:cNvPicPr>
+                      <a:picLocks noChangeAspect="1" noChangeArrowheads="1"/>
+                    </pic:cNvPicPr>
+                  </pic:nvPicPr>
+                  <pic:blipFill>
+                    <a:blip r:embed="rId30"/>
+                    <a:srcRect/>
+                    <a:stretch>
+                      <a:fillRect/>
+                    </a:stretch>
+                  </pic:blipFill>
+                  <pic:spPr bwMode="auto">
+                    <a:xfrm>
+                      <a:off x="0" y="0"/>
                       <a:ext cx="5715000" cy="1876425"/>
                     </a:xfrm>
                     <a:prstGeom prst="rect">
@@ -24480,12 +24012,6 @@
         <w:gridCol w:w="10070"/>
       </w:tblGrid>
       <w:tr>
-        <w:tblPrEx>
-          <w:tblCellMar>
-            <w:top w:w="0" w:type="dxa"/>
-            <w:bottom w:w="0" w:type="dxa"/>
-          </w:tblCellMar>
-        </w:tblPrEx>
         <w:tc>
           <w:tcPr>
             <w:tcW w:w="0" w:type="auto"/>
@@ -24556,8 +24082,8 @@
           <w:noProof/>
         </w:rPr>
         <w:drawing>
-          <wp:inline distT="0" distB="0" distL="0" distR="0" wp14:anchorId="0F9E646E" wp14:editId="4A7F7E91">
-            <wp:extent cx="5715000" cy="609600"/>
+          <wp:inline distT="0" distB="0" distL="0" distR="0" wp14:anchorId="0F9E646E" wp14:editId="418E151D">
+            <wp:extent cx="5715000" cy="1016000"/>
             <wp:effectExtent l="0" t="0" r="0" b="0"/>
             <wp:docPr id="24" name="Picture 24"/>
             <wp:cNvGraphicFramePr>
@@ -24573,7 +24099,7 @@
                     </pic:cNvPicPr>
                   </pic:nvPicPr>
                   <pic:blipFill>
-                    <a:blip r:embed="rId30"/>
+                    <a:blip r:embed="rId31"/>
                     <a:srcRect/>
                     <a:stretch>
                       <a:fillRect/>
@@ -24582,7 +24108,7 @@
                   <pic:spPr bwMode="auto">
                     <a:xfrm>
                       <a:off x="0" y="0"/>
-                      <a:ext cx="5715000" cy="609600"/>
+                      <a:ext cx="5731072" cy="1018857"/>
                     </a:xfrm>
                     <a:prstGeom prst="rect">
                       <a:avLst/>
@@ -24613,10 +24139,10 @@
       </w:r>
     </w:p>
     <w:sectPr>
-      <w:headerReference w:type="default" r:id="rId31"/>
-      <w:footerReference w:type="default" r:id="rId32"/>
+      <w:headerReference w:type="default" r:id="rId32"/>
+      <w:footerReference w:type="default" r:id="rId33"/>
       <w:pgSz w:w="12240" w:h="15840"/>
-      <w:pgMar w:top="1080" w:right="1080" w:bottom="1080" w:left="1080" w:header="708" w:footer="708" w:gutter="0"/>
+      <w:pgMar w:top="1080" w:right="1080" w:bottom="1080" w:left="1080" w:header="708" w:footer="432" w:gutter="0"/>
       <w:cols w:space="720"/>
       <w:docGrid w:linePitch="360"/>
     </w:sectPr>
@@ -24645,108 +24171,53 @@
 
 <file path=word/footer1.xml><?xml version="1.0" encoding="utf-8"?>
 <w:ftr xmlns:wpc="http://schemas.microsoft.com/office/word/2010/wordprocessingCanvas" xmlns:cx="http://schemas.microsoft.com/office/drawing/2014/chartex" xmlns:cx1="http://schemas.microsoft.com/office/drawing/2015/9/8/chartex" xmlns:cx2="http://schemas.microsoft.com/office/drawing/2015/10/21/chartex" xmlns:cx3="http://schemas.microsoft.com/office/drawing/2016/5/9/chartex" xmlns:cx4="http://schemas.microsoft.com/office/drawing/2016/5/10/chartex" xmlns:cx5="http://schemas.microsoft.com/office/drawing/2016/5/11/chartex" xmlns:cx6="http://schemas.microsoft.com/office/drawing/2016/5/12/chartex" xmlns:cx7="http://schemas.microsoft.com/office/drawing/2016/5/13/chartex" xmlns:cx8="http://schemas.microsoft.com/office/drawing/2016/5/14/chartex" xmlns:mc="http://schemas.openxmlformats.org/markup-compatibility/2006" xmlns:aink="http://schemas.microsoft.com/office/drawing/2016/ink" xmlns:am3d="http://schemas.microsoft.com/office/drawing/2017/model3d" xmlns:o="urn:schemas-microsoft-com:office:office" xmlns:r="http://schemas.openxmlformats.org/officeDocument/2006/relationships" xmlns:m="http://schemas.openxmlformats.org/officeDocument/2006/math" xmlns:v="urn:schemas-microsoft-com:vml" xmlns:wp14="http://schemas.microsoft.com/office/word/2010/wordprocessingDrawing" xmlns:wp="http://schemas.openxmlformats.org/drawingml/2006/wordprocessingDrawing" xmlns:w10="urn:schemas-microsoft-com:office:word" xmlns:w="http://schemas.openxmlformats.org/wordprocessingml/2006/main" xmlns:w14="http://schemas.microsoft.com/office/word/2010/wordml" xmlns:w15="http://schemas.microsoft.com/office/word/2012/wordml" xmlns:w16cex="http://schemas.microsoft.com/office/word/2018/wordml/cex" xmlns:w16cid="http://schemas.microsoft.com/office/word/2016/wordml/cid" xmlns:w16="http://schemas.microsoft.com/office/word/2018/wordml" xmlns:w16sdtdh="http://schemas.microsoft.com/office/word/2020/wordml/sdtdatahash" xmlns:w16se="http://schemas.microsoft.com/office/word/2015/wordml/symex" xmlns:wpg="http://schemas.microsoft.com/office/word/2010/wordprocessingGroup" xmlns:wpi="http://schemas.microsoft.com/office/word/2010/wordprocessingInk" xmlns:wne="http://schemas.microsoft.com/office/word/2006/wordml" xmlns:wps="http://schemas.microsoft.com/office/word/2010/wordprocessingShape" mc:Ignorable="w14 w15 w16se w16cid w16 w16cex w16sdtdh wp14">
+  <w:sdt>
+    <w:sdtPr>
+      <w:id w:val="-915633753"/>
+      <w:docPartObj>
+        <w:docPartGallery w:val="Page Numbers (Bottom of Page)"/>
+        <w:docPartUnique/>
+      </w:docPartObj>
+    </w:sdtPr>
+    <w:sdtEndPr>
+      <w:rPr>
+        <w:noProof/>
+      </w:rPr>
+    </w:sdtEndPr>
+    <w:sdtContent>
+      <w:p>
+        <w:pPr>
+          <w:pStyle w:val="Footer"/>
+          <w:jc w:val="center"/>
+        </w:pPr>
+        <w:r>
+          <w:fldChar w:fldCharType="begin"/>
+        </w:r>
+        <w:r>
+          <w:instrText xml:space="preserve"> PAGE   \* MERGEFORMAT </w:instrText>
+        </w:r>
+        <w:r>
+          <w:fldChar w:fldCharType="separate"/>
+        </w:r>
+        <w:r>
+          <w:rPr>
+            <w:noProof/>
+          </w:rPr>
+          <w:t>2</w:t>
+        </w:r>
+        <w:r>
+          <w:rPr>
+            <w:noProof/>
+          </w:rPr>
+          <w:fldChar w:fldCharType="end"/>
+        </w:r>
+      </w:p>
+    </w:sdtContent>
+  </w:sdt>
   <w:p>
     <w:pPr>
       <w:jc w:val="center"/>
     </w:pPr>
-    <w:r>
-      <w:rPr>
-        <w:color w:val="888888"/>
-        <w:sz w:val="16"/>
-        <w:szCs w:val="16"/>
-      </w:rPr>
-      <w:t xml:space="preserve">Page </w:t>
-    </w:r>
-    <w:r>
-      <w:rPr>
-        <w:color w:val="888888"/>
-        <w:sz w:val="16"/>
-        <w:szCs w:val="16"/>
-      </w:rPr>
-      <w:fldChar w:fldCharType="begin"/>
-    </w:r>
-    <w:r>
-      <w:rPr>
-        <w:color w:val="888888"/>
-        <w:sz w:val="16"/>
-        <w:szCs w:val="16"/>
-      </w:rPr>
-      <w:instrText>PAGE</w:instrText>
-    </w:r>
-    <w:r>
-      <w:rPr>
-        <w:color w:val="888888"/>
-        <w:sz w:val="16"/>
-        <w:szCs w:val="16"/>
-      </w:rPr>
-      <w:fldChar w:fldCharType="separate"/>
-    </w:r>
-    <w:r>
-      <w:rPr>
-        <w:noProof/>
-        <w:color w:val="888888"/>
-        <w:sz w:val="16"/>
-        <w:szCs w:val="16"/>
-      </w:rPr>
-      <w:t>1</w:t>
-    </w:r>
-    <w:r>
-      <w:rPr>
-        <w:color w:val="888888"/>
-        <w:sz w:val="16"/>
-        <w:szCs w:val="16"/>
-      </w:rPr>
-      <w:fldChar w:fldCharType="end"/>
-    </w:r>
-    <w:r>
-      <w:rPr>
-        <w:color w:val="888888"/>
-        <w:sz w:val="16"/>
-        <w:szCs w:val="16"/>
-      </w:rPr>
-      <w:t xml:space="preserve"> of </w:t>
-    </w:r>
-    <w:r>
-      <w:rPr>
-        <w:color w:val="888888"/>
-        <w:sz w:val="16"/>
-        <w:szCs w:val="16"/>
-      </w:rPr>
-      <w:fldChar w:fldCharType="begin"/>
-    </w:r>
-    <w:r>
-      <w:rPr>
-        <w:color w:val="888888"/>
-        <w:sz w:val="16"/>
-        <w:szCs w:val="16"/>
-      </w:rPr>
-      <w:instrText>NUMPAGES</w:instrText>
-    </w:r>
-    <w:r>
-      <w:rPr>
-        <w:color w:val="888888"/>
-        <w:sz w:val="16"/>
-        <w:szCs w:val="16"/>
-      </w:rPr>
-      <w:fldChar w:fldCharType="separate"/>
-    </w:r>
-    <w:r>
-      <w:rPr>
-        <w:noProof/>
-        <w:color w:val="888888"/>
-        <w:sz w:val="16"/>
-        <w:szCs w:val="16"/>
-      </w:rPr>
-      <w:t>2</w:t>
-    </w:r>
-    <w:r>
-      <w:rPr>
-        <w:color w:val="888888"/>
-        <w:sz w:val="16"/>
-        <w:szCs w:val="16"/>
-      </w:rPr>
-      <w:fldChar w:fldCharType="end"/>
-    </w:r>
   </w:p>
 </w:ftr>
 </file>
@@ -24775,17 +24246,10 @@
   <w:p>
     <w:pPr>
       <w:jc w:val="right"/>
+      <w:rPr>
+        <w:color w:val="000000" w:themeColor="text1"/>
+      </w:rPr>
     </w:pPr>
-    <w:r>
-      <w:rPr>
-        <w:i/>
-        <w:iCs/>
-        <w:color w:val="888888"/>
-        <w:sz w:val="16"/>
-        <w:szCs w:val="16"/>
-      </w:rPr>
-      <w:t>AI Impact on Jobs and Salaries — Hadoop Big Data Project</w:t>
-    </w:r>
   </w:p>
 </w:hdr>
 </file>
@@ -25490,6 +24954,48 @@
       <w:szCs w:val="20"/>
     </w:rPr>
   </w:style>
+  <w:style w:type="paragraph" w:styleId="Header">
+    <w:name w:val="header"/>
+    <w:basedOn w:val="Normal"/>
+    <w:link w:val="HeaderChar"/>
+    <w:uiPriority w:val="99"/>
+    <w:unhideWhenUsed/>
+    <w:rsid w:val="001038AD"/>
+    <w:pPr>
+      <w:tabs>
+        <w:tab w:val="center" w:pos="4680"/>
+        <w:tab w:val="right" w:pos="9360"/>
+      </w:tabs>
+    </w:pPr>
+  </w:style>
+  <w:style w:type="character" w:customStyle="1" w:styleId="HeaderChar">
+    <w:name w:val="Header Char"/>
+    <w:basedOn w:val="DefaultParagraphFont"/>
+    <w:link w:val="Header"/>
+    <w:uiPriority w:val="99"/>
+    <w:rsid w:val="001038AD"/>
+  </w:style>
+  <w:style w:type="paragraph" w:styleId="Footer">
+    <w:name w:val="footer"/>
+    <w:basedOn w:val="Normal"/>
+    <w:link w:val="FooterChar"/>
+    <w:uiPriority w:val="99"/>
+    <w:unhideWhenUsed/>
+    <w:rsid w:val="001038AD"/>
+    <w:pPr>
+      <w:tabs>
+        <w:tab w:val="center" w:pos="4680"/>
+        <w:tab w:val="right" w:pos="9360"/>
+      </w:tabs>
+    </w:pPr>
+  </w:style>
+  <w:style w:type="character" w:customStyle="1" w:styleId="FooterChar">
+    <w:name w:val="Footer Char"/>
+    <w:basedOn w:val="DefaultParagraphFont"/>
+    <w:link w:val="Footer"/>
+    <w:uiPriority w:val="99"/>
+    <w:rsid w:val="001038AD"/>
+  </w:style>
 </w:styles>
 </file>
 
